--- a/t07_s1.docx
+++ b/t07_s1.docx
@@ -3,2168 +3,1698 @@
 <w:document xmlns:wpc="http://schemas.microsoft.com/office/word/2010/wordprocessingCanvas" xmlns:mo="http://schemas.microsoft.com/office/mac/office/2008/main" xmlns:mc="http://schemas.openxmlformats.org/markup-compatibility/2006" xmlns:mv="urn:schemas-microsoft-com:mac:vml" xmlns:o="urn:schemas-microsoft-com:office:office" xmlns:r="http://schemas.openxmlformats.org/officeDocument/2006/relationships" xmlns:m="http://schemas.openxmlformats.org/officeDocument/2006/math" xmlns:v="urn:schemas-microsoft-com:vml" xmlns:wp14="http://schemas.microsoft.com/office/word/2010/wordprocessingDrawing" xmlns:wp="http://schemas.openxmlformats.org/drawingml/2006/wordprocessingDrawing" xmlns:w10="urn:schemas-microsoft-com:office:word" xmlns:w="http://schemas.openxmlformats.org/wordprocessingml/2006/main" xmlns:w14="http://schemas.microsoft.com/office/word/2010/wordml" xmlns:wpg="http://schemas.microsoft.com/office/word/2010/wordprocessingGroup" xmlns:wpi="http://schemas.microsoft.com/office/word/2010/wordprocessingInk" xmlns:wne="http://schemas.microsoft.com/office/word/2006/wordml" xmlns:wps="http://schemas.microsoft.com/office/word/2010/wordprocessingShape" mc:Ignorable="w14 wp14">
   <w:body>
     <w:p>
-      <w:pPr>
-        <w:spacing w:after="20" w:before="120"/>
-      </w:pPr>
-      <w:r>
-        <w:rPr>
-          <w:b/>
-          <w:sz w:val="22"/>
-        </w:rPr>
-        <w:t>Question: Corona virus has spread worldwide. This is known as:</w:t>
-      </w:r>
-    </w:p>
-    <w:p>
-      <w:pPr>
-        <w:spacing w:after="0" w:before="0"/>
-      </w:pPr>
-      <w:r>
-        <w:rPr>
-          <w:b w:val="0"/>
-          <w:sz w:val="22"/>
-        </w:rPr>
-        <w:t>(a) Endemic</w:t>
-      </w:r>
-    </w:p>
-    <w:p>
-      <w:pPr>
-        <w:spacing w:after="0" w:before="0"/>
-      </w:pPr>
-      <w:r>
-        <w:rPr>
-          <w:b w:val="0"/>
-          <w:sz w:val="22"/>
-        </w:rPr>
-        <w:t>(b) Pandemic</w:t>
-      </w:r>
-    </w:p>
-    <w:p>
-      <w:pPr>
-        <w:spacing w:after="0" w:before="0"/>
-      </w:pPr>
-      <w:r>
-        <w:rPr>
-          <w:b w:val="0"/>
-          <w:sz w:val="22"/>
-        </w:rPr>
-        <w:t>(c) Epidemic</w:t>
-      </w:r>
-    </w:p>
-    <w:p>
-      <w:pPr>
-        <w:spacing w:after="0" w:before="0"/>
-      </w:pPr>
-      <w:r>
-        <w:rPr>
-          <w:b w:val="0"/>
-          <w:sz w:val="22"/>
-        </w:rPr>
-        <w:t>(d) Zoonotic</w:t>
-      </w:r>
-    </w:p>
-    <w:p>
-      <w:pPr>
-        <w:spacing w:after="0" w:before="40"/>
-      </w:pPr>
-      <w:r>
-        <w:rPr>
-          <w:b/>
-          <w:sz w:val="22"/>
-        </w:rPr>
-        <w:t>Answer: b</w:t>
-      </w:r>
-    </w:p>
-    <w:p>
-      <w:pPr>
-        <w:spacing w:after="0" w:before="0"/>
-      </w:pPr>
-      <w:r>
-        <w:rPr>
-          <w:b w:val="0"/>
-          <w:sz w:val="21"/>
-        </w:rPr>
-        <w:t>Solution: The worldwide spread of the coronavirus is known as a pandemic. A pandemic refers to the global outbreak of a disease that affects a significant number of people across multiple countries or continents. The COVID-19 pandemic, caused by the novel coronavirus SARS-CoV-2, was declared by the World Health Organization (WHO) on March 11, 2020. It has resulted in widespread illness, hospitalizations, and deaths, and has had far-reaching social, economic, and public health consequences. Efforts to control the pandemic have involved measures such as testing, contact tracing, quarantine, social distancing, and vaccination campaigns on a global scale.</w:t>
-      </w:r>
-    </w:p>
-    <w:p>
-      <w:pPr>
-        <w:spacing w:after="0" w:before="0"/>
-      </w:pPr>
-      <w:r>
-        <w:rPr>
-          <w:b w:val="0"/>
-          <w:sz w:val="20"/>
-        </w:rPr>
-        <w:t>Positive Marks: 1</w:t>
-      </w:r>
-    </w:p>
-    <w:p>
-      <w:pPr>
-        <w:spacing w:after="160" w:before="0"/>
-      </w:pPr>
-      <w:r>
-        <w:rPr>
-          <w:b w:val="0"/>
-          <w:sz w:val="20"/>
-        </w:rPr>
-        <w:t>Negative Marks: 0.25</w:t>
-      </w:r>
-    </w:p>
-    <w:p>
-      <w:pPr>
-        <w:spacing w:after="20" w:before="120"/>
-      </w:pPr>
-      <w:r>
-        <w:rPr>
-          <w:b/>
-          <w:sz w:val="22"/>
-        </w:rPr>
-        <w:t>Question: Which of the following vaccines should be given soon after birth?</w:t>
-      </w:r>
-    </w:p>
-    <w:p>
-      <w:pPr>
-        <w:spacing w:after="0" w:before="0"/>
-      </w:pPr>
-      <w:r>
-        <w:rPr>
-          <w:b w:val="0"/>
-          <w:sz w:val="22"/>
-        </w:rPr>
-        <w:t>(a) Diphtheria</w:t>
-      </w:r>
-    </w:p>
-    <w:p>
-      <w:pPr>
-        <w:spacing w:after="0" w:before="0"/>
-      </w:pPr>
-      <w:r>
-        <w:rPr>
-          <w:b w:val="0"/>
-          <w:sz w:val="22"/>
-        </w:rPr>
-        <w:t>(b) OPV</w:t>
-      </w:r>
-    </w:p>
-    <w:p>
-      <w:pPr>
-        <w:spacing w:after="0" w:before="0"/>
-      </w:pPr>
-      <w:r>
-        <w:rPr>
-          <w:b w:val="0"/>
-          <w:sz w:val="22"/>
-        </w:rPr>
-        <w:t>(c) BCG</w:t>
-      </w:r>
-    </w:p>
-    <w:p>
-      <w:pPr>
-        <w:spacing w:after="0" w:before="0"/>
-      </w:pPr>
-      <w:r>
-        <w:rPr>
-          <w:b w:val="0"/>
-          <w:sz w:val="22"/>
-        </w:rPr>
-        <w:t>(d) Hep-B</w:t>
-      </w:r>
-    </w:p>
-    <w:p>
-      <w:pPr>
-        <w:spacing w:after="0" w:before="40"/>
-      </w:pPr>
-      <w:r>
-        <w:rPr>
-          <w:b/>
-          <w:sz w:val="22"/>
-        </w:rPr>
-        <w:t>Answer: d</w:t>
-      </w:r>
-    </w:p>
-    <w:p>
-      <w:pPr>
-        <w:spacing w:after="0" w:before="0"/>
-      </w:pPr>
-      <w:r>
-        <w:rPr>
-          <w:b w:val="0"/>
-          <w:sz w:val="21"/>
-        </w:rPr>
-        <w:t>Solution: The vaccine that should be given soon after birth is the Hepatitis B vaccine (option B). The Hep-B vaccine provides protection against the Hepatitis B virus, which can cause liver disease and chronic infection. Administering the Hep-B vaccine shortly after birth helps to prevent vertical transmission of the virus from an infected mother to her newborn. The first dose of the vaccine is typically given within 24 hours of birth or during the first few weeks of life. Subsequent doses are given according to the recommended vaccination schedule. Vaccinating newborns against Hepatitis B is an effective strategy to prevent infection and its long-term complications.</w:t>
-      </w:r>
-    </w:p>
-    <w:p>
-      <w:pPr>
-        <w:spacing w:after="0" w:before="0"/>
-      </w:pPr>
-      <w:r>
-        <w:rPr>
-          <w:b w:val="0"/>
-          <w:sz w:val="20"/>
-        </w:rPr>
-        <w:t>Positive Marks: 1</w:t>
-      </w:r>
-    </w:p>
-    <w:p>
-      <w:pPr>
-        <w:spacing w:after="160" w:before="0"/>
-      </w:pPr>
-      <w:r>
-        <w:rPr>
-          <w:b w:val="0"/>
-          <w:sz w:val="20"/>
-        </w:rPr>
-        <w:t>Negative Marks: 0.25</w:t>
-      </w:r>
-    </w:p>
-    <w:p>
-      <w:pPr>
-        <w:spacing w:after="20" w:before="120"/>
-      </w:pPr>
-      <w:r>
-        <w:rPr>
-          <w:b/>
-          <w:sz w:val="22"/>
-        </w:rPr>
-        <w:t>Question: All of the following disease fall under National Vector Born Disease Control Program except</w:t>
-      </w:r>
-    </w:p>
-    <w:p>
-      <w:pPr>
-        <w:spacing w:after="0" w:before="0"/>
-      </w:pPr>
-      <w:r>
-        <w:rPr>
-          <w:b w:val="0"/>
-          <w:sz w:val="22"/>
-        </w:rPr>
-        <w:t>(a) Filaria</w:t>
-      </w:r>
-    </w:p>
-    <w:p>
-      <w:pPr>
-        <w:spacing w:after="0" w:before="0"/>
-      </w:pPr>
-      <w:r>
-        <w:rPr>
-          <w:b w:val="0"/>
-          <w:sz w:val="22"/>
-        </w:rPr>
-        <w:t>(b) Chikungunya</w:t>
-      </w:r>
-    </w:p>
-    <w:p>
-      <w:pPr>
-        <w:spacing w:after="0" w:before="0"/>
-      </w:pPr>
-      <w:r>
-        <w:rPr>
-          <w:b w:val="0"/>
-          <w:sz w:val="22"/>
-        </w:rPr>
-        <w:t>(c) Dengue</w:t>
-      </w:r>
-    </w:p>
-    <w:p>
-      <w:pPr>
-        <w:spacing w:after="0" w:before="0"/>
-      </w:pPr>
-      <w:r>
-        <w:rPr>
-          <w:b w:val="0"/>
-          <w:sz w:val="22"/>
-        </w:rPr>
-        <w:t>(d) Plague</w:t>
-      </w:r>
-    </w:p>
-    <w:p>
-      <w:pPr>
-        <w:spacing w:after="0" w:before="40"/>
-      </w:pPr>
-      <w:r>
-        <w:rPr>
-          <w:b/>
-          <w:sz w:val="22"/>
-        </w:rPr>
-        <w:t>Answer: d</w:t>
-      </w:r>
-    </w:p>
-    <w:p>
-      <w:pPr>
-        <w:spacing w:after="0" w:before="0"/>
-      </w:pPr>
-      <w:r>
-        <w:rPr>
-          <w:b w:val="0"/>
-          <w:sz w:val="21"/>
-        </w:rPr>
-        <w:t>Solution: Plague is not a vector-borne disease included under NVBDCP; filaria, chikungunya and dengue are.</w:t>
-      </w:r>
-    </w:p>
-    <w:p>
-      <w:pPr>
-        <w:spacing w:after="0" w:before="0"/>
-      </w:pPr>
-      <w:r>
-        <w:rPr>
-          <w:b w:val="0"/>
-          <w:sz w:val="20"/>
-        </w:rPr>
-        <w:t>Positive Marks: 1</w:t>
-      </w:r>
-    </w:p>
-    <w:p>
-      <w:pPr>
-        <w:spacing w:after="160" w:before="0"/>
-      </w:pPr>
-      <w:r>
-        <w:rPr>
-          <w:b w:val="0"/>
-          <w:sz w:val="20"/>
-        </w:rPr>
-        <w:t>Negative Marks: 0.25</w:t>
-      </w:r>
-    </w:p>
-    <w:p>
-      <w:pPr>
-        <w:spacing w:after="20" w:before="120"/>
-      </w:pPr>
-      <w:r>
-        <w:rPr>
-          <w:b/>
-          <w:sz w:val="22"/>
-        </w:rPr>
-        <w:t>Question: The first milk secreted by the mother after delivery, rich in antibodies, is called:</w:t>
-      </w:r>
-    </w:p>
-    <w:p>
-      <w:pPr>
-        <w:spacing w:after="0" w:before="0"/>
-      </w:pPr>
-      <w:r>
-        <w:rPr>
-          <w:b w:val="0"/>
-          <w:sz w:val="22"/>
-        </w:rPr>
-        <w:t>(a) Transitional milk</w:t>
-      </w:r>
-    </w:p>
-    <w:p>
-      <w:pPr>
-        <w:spacing w:after="0" w:before="0"/>
-      </w:pPr>
-      <w:r>
-        <w:rPr>
-          <w:b w:val="0"/>
-          <w:sz w:val="22"/>
-        </w:rPr>
-        <w:t>(b) Colostrum</w:t>
-      </w:r>
-    </w:p>
-    <w:p>
-      <w:pPr>
-        <w:spacing w:after="0" w:before="0"/>
-      </w:pPr>
-      <w:r>
-        <w:rPr>
-          <w:b w:val="0"/>
-          <w:sz w:val="22"/>
-        </w:rPr>
-        <w:t>(c) Mature milk</w:t>
-      </w:r>
-    </w:p>
-    <w:p>
-      <w:pPr>
-        <w:spacing w:after="0" w:before="0"/>
-      </w:pPr>
-      <w:r>
-        <w:rPr>
-          <w:b w:val="0"/>
-          <w:sz w:val="22"/>
-        </w:rPr>
-        <w:t>(d) Hind milk</w:t>
-      </w:r>
-    </w:p>
-    <w:p>
-      <w:pPr>
-        <w:spacing w:after="0" w:before="40"/>
-      </w:pPr>
-      <w:r>
-        <w:rPr>
-          <w:b/>
-          <w:sz w:val="22"/>
-        </w:rPr>
-        <w:t>Answer: b</w:t>
-      </w:r>
-    </w:p>
-    <w:p>
-      <w:pPr>
-        <w:spacing w:after="0" w:before="0"/>
-      </w:pPr>
-      <w:r>
-        <w:rPr>
-          <w:b w:val="0"/>
-          <w:sz w:val="21"/>
-        </w:rPr>
-        <w:t>Solution: Colostrum, secreted in the first few days, is rich in immunoglobulins (IgA) and protects the newborn.</w:t>
-      </w:r>
-    </w:p>
-    <w:p>
-      <w:pPr>
-        <w:spacing w:after="0" w:before="0"/>
-      </w:pPr>
-      <w:r>
-        <w:rPr>
-          <w:b w:val="0"/>
-          <w:sz w:val="20"/>
-        </w:rPr>
-        <w:t>Positive Marks: 1</w:t>
-      </w:r>
-    </w:p>
-    <w:p>
-      <w:pPr>
-        <w:spacing w:after="160" w:before="0"/>
-      </w:pPr>
-      <w:r>
-        <w:rPr>
-          <w:b w:val="0"/>
-          <w:sz w:val="20"/>
-        </w:rPr>
-        <w:t>Negative Marks: 0.25</w:t>
-      </w:r>
-    </w:p>
-    <w:p>
-      <w:pPr>
-        <w:spacing w:after="20" w:before="120"/>
-      </w:pPr>
-      <w:r>
-        <w:rPr>
-          <w:b/>
-          <w:sz w:val="22"/>
-        </w:rPr>
-        <w:t>Question: What is the initial nursing action when a patient receiving a deferoxamine infusion develops flushing of face, urticaria and hypotension?</w:t>
-      </w:r>
-    </w:p>
-    <w:p>
-      <w:pPr>
-        <w:spacing w:after="0" w:before="0"/>
-      </w:pPr>
-      <w:r>
-        <w:rPr>
-          <w:b w:val="0"/>
-          <w:sz w:val="22"/>
-        </w:rPr>
-        <w:t>(a) Inform to the physician</w:t>
-      </w:r>
-    </w:p>
-    <w:p>
-      <w:pPr>
-        <w:spacing w:after="0" w:before="0"/>
-      </w:pPr>
-      <w:r>
-        <w:rPr>
-          <w:b w:val="0"/>
-          <w:sz w:val="22"/>
-        </w:rPr>
-        <w:t>(b) Assess the vital signs</w:t>
-      </w:r>
-    </w:p>
-    <w:p>
-      <w:pPr>
-        <w:spacing w:after="0" w:before="0"/>
-      </w:pPr>
-      <w:r>
-        <w:rPr>
-          <w:b w:val="0"/>
-          <w:sz w:val="22"/>
-        </w:rPr>
-        <w:t>(c) Continue the Infusion</w:t>
-      </w:r>
-    </w:p>
-    <w:p>
-      <w:pPr>
-        <w:spacing w:after="0" w:before="0"/>
-      </w:pPr>
-      <w:r>
-        <w:rPr>
-          <w:b w:val="0"/>
-          <w:sz w:val="22"/>
-        </w:rPr>
-        <w:t>(d) Stop the Infusion</w:t>
-      </w:r>
-    </w:p>
-    <w:p>
-      <w:pPr>
-        <w:spacing w:after="0" w:before="40"/>
-      </w:pPr>
-      <w:r>
-        <w:rPr>
-          <w:b/>
-          <w:sz w:val="22"/>
-        </w:rPr>
-        <w:t>Answer: d</w:t>
-      </w:r>
-    </w:p>
-    <w:p>
-      <w:pPr>
-        <w:spacing w:after="0" w:before="0"/>
-      </w:pPr>
-      <w:r>
-        <w:rPr>
-          <w:b w:val="0"/>
-          <w:sz w:val="21"/>
-        </w:rPr>
-        <w:t>Solution: The initial nursing action when a patient receiving deferoxamine infusion intravenously experiences flushing of face, urticaria, hypotension, and headache is to stop the infusion. Deferoxamine is an iron-chelating agent that is used in the treatment of iron overload. Adverse reactions such as allergic reactions can occur during the infusion. The nurse should closely monitor the patient during the infusion and stop the infusion immediately if any adverse reactions are observed (Potter, P. A., &amp; Perry, A. G. (2016). Fundamentals of nursing. Elsevier Health Sciences. ).</w:t>
-      </w:r>
-    </w:p>
-    <w:p>
-      <w:pPr>
-        <w:spacing w:after="0" w:before="0"/>
-      </w:pPr>
-      <w:r>
-        <w:rPr>
-          <w:b w:val="0"/>
-          <w:sz w:val="20"/>
-        </w:rPr>
-        <w:t>Positive Marks: 1</w:t>
-      </w:r>
-    </w:p>
-    <w:p>
-      <w:pPr>
-        <w:spacing w:after="160" w:before="0"/>
-      </w:pPr>
-      <w:r>
-        <w:rPr>
-          <w:b w:val="0"/>
-          <w:sz w:val="20"/>
-        </w:rPr>
-        <w:t>Negative Marks: 0.25</w:t>
-      </w:r>
-    </w:p>
-    <w:p>
-      <w:pPr>
-        <w:spacing w:after="20" w:before="120"/>
-      </w:pPr>
-      <w:r>
-        <w:rPr>
-          <w:b/>
-          <w:sz w:val="22"/>
-        </w:rPr>
-        <w:t>Question: According to WHO guidelines, which malnutrition parameter is used at anganwadi centers?</w:t>
-      </w:r>
-    </w:p>
-    <w:p>
-      <w:pPr>
-        <w:spacing w:after="0" w:before="0"/>
-      </w:pPr>
-      <w:r>
-        <w:rPr>
-          <w:b w:val="0"/>
-          <w:sz w:val="22"/>
-        </w:rPr>
-        <w:t>(a) Weight for height</w:t>
-      </w:r>
-    </w:p>
-    <w:p>
-      <w:pPr>
-        <w:spacing w:after="0" w:before="0"/>
-      </w:pPr>
-      <w:r>
-        <w:rPr>
-          <w:b w:val="0"/>
-          <w:sz w:val="22"/>
-        </w:rPr>
-        <w:t>(b) MUAC</w:t>
-      </w:r>
-    </w:p>
-    <w:p>
-      <w:pPr>
-        <w:spacing w:after="0" w:before="0"/>
-      </w:pPr>
-      <w:r>
-        <w:rPr>
-          <w:b w:val="0"/>
-          <w:sz w:val="22"/>
-        </w:rPr>
-        <w:t>(c) Chest circumference</w:t>
-      </w:r>
-    </w:p>
-    <w:p>
-      <w:pPr>
-        <w:spacing w:after="0" w:before="0"/>
-      </w:pPr>
-      <w:r>
-        <w:rPr>
-          <w:b w:val="0"/>
-          <w:sz w:val="22"/>
-        </w:rPr>
-        <w:t>(d) Height for age</w:t>
-      </w:r>
-    </w:p>
-    <w:p>
-      <w:pPr>
-        <w:spacing w:after="0" w:before="40"/>
-      </w:pPr>
-      <w:r>
-        <w:rPr>
-          <w:b/>
-          <w:sz w:val="22"/>
-        </w:rPr>
-        <w:t>Answer: a</w:t>
-      </w:r>
-    </w:p>
-    <w:p>
-      <w:pPr>
-        <w:spacing w:after="0" w:before="0"/>
-      </w:pPr>
-      <w:r>
-        <w:rPr>
-          <w:b w:val="0"/>
-          <w:sz w:val="21"/>
-        </w:rPr>
-        <w:t>Solution: According to WHO guidelines, the malnutrition parameter used at anganwadi centers is weight for height (option a). Anganwadi centers are community-based child care and development centers in India that aim to improve the nutritional status and overall development of children below the age of six. Weight for height, also known as the weight-for-height z-score, is a nutritional indicator that assesses acute malnutrition by comparing a child's weight to their height. It provides information about current malnutrition nutritional status and helps identify children at risk of acute malnutrition who may require targeted interventions and support.</w:t>
-      </w:r>
-    </w:p>
-    <w:p>
-      <w:pPr>
-        <w:spacing w:after="0" w:before="0"/>
-      </w:pPr>
-      <w:r>
-        <w:rPr>
-          <w:b w:val="0"/>
-          <w:sz w:val="20"/>
-        </w:rPr>
-        <w:t>Positive Marks: 1</w:t>
-      </w:r>
-    </w:p>
-    <w:p>
-      <w:pPr>
-        <w:spacing w:after="160" w:before="0"/>
-      </w:pPr>
-      <w:r>
-        <w:rPr>
-          <w:b w:val="0"/>
-          <w:sz w:val="20"/>
-        </w:rPr>
-        <w:t>Negative Marks: 0.25</w:t>
-      </w:r>
-    </w:p>
-    <w:p>
-      <w:pPr>
-        <w:spacing w:after="20" w:before="120"/>
-      </w:pPr>
-      <w:r>
-        <w:rPr>
-          <w:b/>
-          <w:sz w:val="22"/>
-        </w:rPr>
-        <w:t>Question: Which disease is caused by rat fleas? Vitamin B (Nutrition)</w:t>
-      </w:r>
-    </w:p>
-    <w:p>
-      <w:pPr>
-        <w:spacing w:after="0" w:before="0"/>
-      </w:pPr>
-      <w:r>
-        <w:rPr>
-          <w:b w:val="0"/>
-          <w:sz w:val="22"/>
-        </w:rPr>
-        <w:t>(a) Rocky mountain spotted fever</w:t>
-      </w:r>
-    </w:p>
-    <w:p>
-      <w:pPr>
-        <w:spacing w:after="0" w:before="0"/>
-      </w:pPr>
-      <w:r>
-        <w:rPr>
-          <w:b w:val="0"/>
-          <w:sz w:val="22"/>
-        </w:rPr>
-        <w:t>(b) Sleeping sickness V</w:t>
-      </w:r>
-    </w:p>
-    <w:p>
-      <w:pPr>
-        <w:spacing w:after="0" w:before="0"/>
-      </w:pPr>
-      <w:r>
-        <w:rPr>
-          <w:b w:val="0"/>
-          <w:sz w:val="22"/>
-        </w:rPr>
-        <w:t>(c) Epidemic typhus</w:t>
-      </w:r>
-    </w:p>
-    <w:p>
-      <w:pPr>
-        <w:spacing w:after="0" w:before="0"/>
-      </w:pPr>
-      <w:r>
-        <w:rPr>
-          <w:b w:val="0"/>
-          <w:sz w:val="22"/>
-        </w:rPr>
-        <w:t>(d) Endemic typhus</w:t>
-      </w:r>
-    </w:p>
-    <w:p>
-      <w:pPr>
-        <w:spacing w:after="0" w:before="40"/>
-      </w:pPr>
-      <w:r>
-        <w:rPr>
-          <w:b/>
-          <w:sz w:val="22"/>
-        </w:rPr>
-        <w:t>Answer: d</w:t>
-      </w:r>
-    </w:p>
-    <w:p>
-      <w:pPr>
-        <w:spacing w:after="0" w:before="0"/>
-      </w:pPr>
-      <w:r>
-        <w:rPr>
-          <w:b w:val="0"/>
-          <w:sz w:val="21"/>
-        </w:rPr>
-        <w:t>Solution: The disease caused by rat fleas is endemic typhus (option D). Endemic typhus, also known as murine typhus, is a bacterial infection caused by Rickettsia typhi. It is transmitted to humans through the bite of infected fleas, primarily the rat flea (Xenopsylla cheopis). Rat fleas typically infest rats, and when these infected rats come into close contact with humans, the fleas can bite and transmit the bacteria. Endemic typhus is characterized by fever, headache, rash, and body aches. It is typically a milder form of typhus compared to epidemic typhus, which is caused by a different species of Rickettsia.</w:t>
-      </w:r>
-    </w:p>
-    <w:p>
-      <w:pPr>
-        <w:spacing w:after="0" w:before="0"/>
-      </w:pPr>
-      <w:r>
-        <w:rPr>
-          <w:b w:val="0"/>
-          <w:sz w:val="20"/>
-        </w:rPr>
-        <w:t>Positive Marks: 1</w:t>
-      </w:r>
-    </w:p>
-    <w:p>
-      <w:pPr>
-        <w:spacing w:after="160" w:before="0"/>
-      </w:pPr>
-      <w:r>
-        <w:rPr>
-          <w:b w:val="0"/>
-          <w:sz w:val="20"/>
-        </w:rPr>
-        <w:t>Negative Marks: 0.25</w:t>
-      </w:r>
-    </w:p>
-    <w:p>
-      <w:pPr>
-        <w:spacing w:after="20" w:before="120"/>
-      </w:pPr>
-      <w:r>
-        <w:rPr>
-          <w:b/>
-          <w:sz w:val="22"/>
-        </w:rPr>
-        <w:t>Question: Which of the following vaccine should not be frozen and should be discarded If frozen?</w:t>
-      </w:r>
-    </w:p>
-    <w:p>
-      <w:pPr>
-        <w:spacing w:after="0" w:before="0"/>
-      </w:pPr>
-      <w:r>
-        <w:rPr>
-          <w:b w:val="0"/>
-          <w:sz w:val="22"/>
-        </w:rPr>
-        <w:t>(a) Measles</w:t>
-      </w:r>
-    </w:p>
-    <w:p>
-      <w:pPr>
-        <w:spacing w:after="0" w:before="0"/>
-      </w:pPr>
-      <w:r>
-        <w:rPr>
-          <w:b w:val="0"/>
-          <w:sz w:val="22"/>
-        </w:rPr>
-        <w:t>(b) OPV</w:t>
-      </w:r>
-    </w:p>
-    <w:p>
-      <w:pPr>
-        <w:spacing w:after="0" w:before="0"/>
-      </w:pPr>
-      <w:r>
-        <w:rPr>
-          <w:b w:val="0"/>
-          <w:sz w:val="22"/>
-        </w:rPr>
-        <w:t>(c) DPT</w:t>
-      </w:r>
-    </w:p>
-    <w:p>
-      <w:pPr>
-        <w:spacing w:after="0" w:before="0"/>
-      </w:pPr>
-      <w:r>
-        <w:rPr>
-          <w:b w:val="0"/>
-          <w:sz w:val="22"/>
-        </w:rPr>
-        <w:t>(d) MMR</w:t>
-      </w:r>
-    </w:p>
-    <w:p>
-      <w:pPr>
-        <w:spacing w:after="0" w:before="40"/>
-      </w:pPr>
-      <w:r>
-        <w:rPr>
-          <w:b/>
-          <w:sz w:val="22"/>
-        </w:rPr>
-        <w:t>Answer: c</w:t>
-      </w:r>
-    </w:p>
-    <w:p>
-      <w:pPr>
-        <w:spacing w:after="0" w:before="0"/>
-      </w:pPr>
-      <w:r>
-        <w:rPr>
-          <w:b w:val="0"/>
-          <w:sz w:val="21"/>
-        </w:rPr>
-        <w:t>Solution: The DPT (Diphtheria, Pertussis, and Tetanus) vaccine should not be frozen, and if frozen, it should be discarded. Vaccines are temperature-sensitive biological products that require proper storage and handling to maintain their efficacy and safety. Freezing the DPT vaccine can denature the antigens and render the vaccine ineffective. Therefore, it is crucial to store the DPT vaccine at the recommended temperature range between 2°C and 8°C (36°F and 46°F). Vaccines should be protected from freezing temperatures, as well as excessive heat, to ensure their potency. Proper vaccine storage and handling guidelines should be followed to maintain the integrity of vaccines and maximize their effectiveness.</w:t>
-      </w:r>
-    </w:p>
-    <w:p>
-      <w:pPr>
-        <w:spacing w:after="0" w:before="0"/>
-      </w:pPr>
-      <w:r>
-        <w:rPr>
-          <w:b w:val="0"/>
-          <w:sz w:val="20"/>
-        </w:rPr>
-        <w:t>Positive Marks: 1</w:t>
-      </w:r>
-    </w:p>
-    <w:p>
-      <w:pPr>
-        <w:spacing w:after="160" w:before="0"/>
-      </w:pPr>
-      <w:r>
-        <w:rPr>
-          <w:b w:val="0"/>
-          <w:sz w:val="20"/>
-        </w:rPr>
-        <w:t>Negative Marks: 0.25</w:t>
-      </w:r>
-    </w:p>
-    <w:p>
-      <w:pPr>
-        <w:spacing w:after="20" w:before="120"/>
-      </w:pPr>
-      <w:r>
-        <w:rPr>
-          <w:b/>
-          <w:sz w:val="22"/>
-        </w:rPr>
-        <w:t>Question: Which disease is not included in national vector bornedisease control program?</w:t>
-      </w:r>
-    </w:p>
-    <w:p>
-      <w:pPr>
-        <w:spacing w:after="0" w:before="0"/>
-      </w:pPr>
-      <w:r>
-        <w:rPr>
-          <w:b w:val="0"/>
-          <w:sz w:val="22"/>
-        </w:rPr>
-        <w:t>(a) Chikungunya</w:t>
-      </w:r>
-    </w:p>
-    <w:p>
-      <w:pPr>
-        <w:spacing w:after="0" w:before="0"/>
-      </w:pPr>
-      <w:r>
-        <w:rPr>
-          <w:b w:val="0"/>
-          <w:sz w:val="22"/>
-        </w:rPr>
-        <w:t>(b) Dengue</w:t>
-      </w:r>
-    </w:p>
-    <w:p>
-      <w:pPr>
-        <w:spacing w:after="0" w:before="0"/>
-      </w:pPr>
-      <w:r>
-        <w:rPr>
-          <w:b w:val="0"/>
-          <w:sz w:val="22"/>
-        </w:rPr>
-        <w:t>(c) Malaria</w:t>
-      </w:r>
-    </w:p>
-    <w:p>
-      <w:pPr>
-        <w:spacing w:after="0" w:before="0"/>
-      </w:pPr>
-      <w:r>
-        <w:rPr>
-          <w:b w:val="0"/>
-          <w:sz w:val="22"/>
-        </w:rPr>
-        <w:t>(d) Plague</w:t>
-      </w:r>
-    </w:p>
-    <w:p>
-      <w:pPr>
-        <w:spacing w:after="0" w:before="40"/>
-      </w:pPr>
-      <w:r>
-        <w:rPr>
-          <w:b/>
-          <w:sz w:val="22"/>
-        </w:rPr>
-        <w:t>Answer: d</w:t>
-      </w:r>
-    </w:p>
-    <w:p>
-      <w:pPr>
-        <w:spacing w:after="0" w:before="0"/>
-      </w:pPr>
-      <w:r>
-        <w:rPr>
-          <w:b w:val="0"/>
-          <w:sz w:val="21"/>
-        </w:rPr>
-        <w:t>Solution: Plague is not included in the national vector-borne disease control program (option A). The national vector-borne disease control programs typically focus on diseases that are transmitted to humans through vectors such as mosquitoes, ticks, and flies. These programs aim to prevent, control, and manage diseases such as malaria, dengue fever, chikungunya, and other mosquito-borne diseases. Plague, on the other hand, is primarily transmitted through fleas that infest rodents, and it is not commonly included in the scope of national vector-borne disease control programs. Plague control strategies usually involve specific interventions targeted at rodent and flea control to prevent outbreaks and minimize the risk of transmission to humans.</w:t>
-      </w:r>
-    </w:p>
-    <w:p>
-      <w:pPr>
-        <w:spacing w:after="0" w:before="0"/>
-      </w:pPr>
-      <w:r>
-        <w:rPr>
-          <w:b w:val="0"/>
-          <w:sz w:val="20"/>
-        </w:rPr>
-        <w:t>Positive Marks: 1</w:t>
-      </w:r>
-    </w:p>
-    <w:p>
-      <w:pPr>
-        <w:spacing w:after="160" w:before="0"/>
-      </w:pPr>
-      <w:r>
-        <w:rPr>
-          <w:b w:val="0"/>
-          <w:sz w:val="20"/>
-        </w:rPr>
-        <w:t>Negative Marks: 0.25</w:t>
-      </w:r>
-    </w:p>
-    <w:p>
-      <w:pPr>
-        <w:spacing w:after="20" w:before="120"/>
-      </w:pPr>
-      <w:r>
-        <w:rPr>
-          <w:b/>
-          <w:sz w:val="22"/>
-        </w:rPr>
-        <w:t>Question: A G3 female history of 2 previous second trimester abortion present at 22 weeks of gestational with funnelling of cervix and length of cervix 20 mm. Most appropriate management would be?</w:t>
-      </w:r>
-    </w:p>
-    <w:p>
-      <w:pPr>
-        <w:spacing w:after="0" w:before="0"/>
-      </w:pPr>
-      <w:r>
-        <w:rPr>
-          <w:b w:val="0"/>
-          <w:sz w:val="22"/>
-        </w:rPr>
-        <w:t>(a) Apply cervical circlage</w:t>
-      </w:r>
-    </w:p>
-    <w:p>
-      <w:pPr>
-        <w:spacing w:after="0" w:before="0"/>
-      </w:pPr>
-      <w:r>
-        <w:rPr>
-          <w:b w:val="0"/>
-          <w:sz w:val="22"/>
-        </w:rPr>
-        <w:t>(b) Apply fothergill stretch</w:t>
-      </w:r>
-    </w:p>
-    <w:p>
-      <w:pPr>
-        <w:spacing w:after="0" w:before="0"/>
-      </w:pPr>
-      <w:r>
-        <w:rPr>
-          <w:b w:val="0"/>
-          <w:sz w:val="22"/>
-        </w:rPr>
-        <w:t>(c) Administer dinoprostone and bed rest</w:t>
-      </w:r>
-    </w:p>
-    <w:p>
-      <w:pPr>
-        <w:spacing w:after="0" w:before="0"/>
-      </w:pPr>
-      <w:r>
-        <w:rPr>
-          <w:b w:val="0"/>
-          <w:sz w:val="22"/>
-        </w:rPr>
-        <w:t>(d) Administer misoprostol and bed rest</w:t>
-      </w:r>
-    </w:p>
-    <w:p>
-      <w:pPr>
-        <w:spacing w:after="0" w:before="40"/>
-      </w:pPr>
-      <w:r>
-        <w:rPr>
-          <w:b/>
-          <w:sz w:val="22"/>
-        </w:rPr>
-        <w:t>Answer: a</w:t>
-      </w:r>
-    </w:p>
-    <w:p>
-      <w:pPr>
-        <w:spacing w:after="0" w:before="0"/>
-      </w:pPr>
-      <w:r>
-        <w:rPr>
-          <w:b w:val="0"/>
-          <w:sz w:val="21"/>
-        </w:rPr>
-        <w:t>Solution: In a G3 female with a history of 2 previous second-trimester abortions, presenting at 22 weeks of gestation with funneling of the cervix and a cervix length of 20 mm, the most appropriate management would be to apply cervical cerclage (option B). Cervical cerclage is a surgical procedure in which a stitch or suture is placed around the cervix to provide mechanical support and prevent premature cervical dilation. It is indicated in cases of cervical insufficiency, where the cervix is weak and at risk of premature opening. By reinforcing the cervix, cervical cerclage helps prolong the pregnancy and reduce the risk of preterm birth. abortion</w:t>
-      </w:r>
-    </w:p>
-    <w:p>
-      <w:pPr>
-        <w:spacing w:after="0" w:before="0"/>
-      </w:pPr>
-      <w:r>
-        <w:rPr>
-          <w:b w:val="0"/>
-          <w:sz w:val="20"/>
-        </w:rPr>
-        <w:t>Positive Marks: 1</w:t>
-      </w:r>
-    </w:p>
-    <w:p>
-      <w:pPr>
-        <w:spacing w:after="160" w:before="0"/>
-      </w:pPr>
-      <w:r>
-        <w:rPr>
-          <w:b w:val="0"/>
-          <w:sz w:val="20"/>
-        </w:rPr>
-        <w:t>Negative Marks: 0.25</w:t>
-      </w:r>
-    </w:p>
-    <w:p>
-      <w:pPr>
-        <w:spacing w:after="20" w:before="120"/>
-      </w:pPr>
-      <w:r>
-        <w:rPr>
-          <w:b/>
-          <w:sz w:val="22"/>
-        </w:rPr>
-        <w:t>Question: Which test should be done every week for a patient who is taking Clozapine?</w:t>
-      </w:r>
-    </w:p>
-    <w:p>
-      <w:pPr>
-        <w:spacing w:after="0" w:before="0"/>
-      </w:pPr>
-      <w:r>
-        <w:rPr>
-          <w:b w:val="0"/>
-          <w:sz w:val="22"/>
-        </w:rPr>
-        <w:t>(a) Sugar profile</w:t>
-      </w:r>
-    </w:p>
-    <w:p>
-      <w:pPr>
-        <w:spacing w:after="0" w:before="0"/>
-      </w:pPr>
-      <w:r>
-        <w:rPr>
-          <w:b w:val="0"/>
-          <w:sz w:val="22"/>
-        </w:rPr>
-        <w:t>(b) ESR</w:t>
-      </w:r>
-    </w:p>
-    <w:p>
-      <w:pPr>
-        <w:spacing w:after="0" w:before="0"/>
-      </w:pPr>
-      <w:r>
-        <w:rPr>
-          <w:b w:val="0"/>
-          <w:sz w:val="22"/>
-        </w:rPr>
-        <w:t>(c) BUN</w:t>
-      </w:r>
-    </w:p>
-    <w:p>
-      <w:pPr>
-        <w:spacing w:after="0" w:before="0"/>
-      </w:pPr>
-      <w:r>
-        <w:rPr>
-          <w:b w:val="0"/>
-          <w:sz w:val="22"/>
-        </w:rPr>
-        <w:t>(d) CBC</w:t>
-      </w:r>
-    </w:p>
-    <w:p>
-      <w:pPr>
-        <w:spacing w:after="0" w:before="40"/>
-      </w:pPr>
-      <w:r>
-        <w:rPr>
-          <w:b/>
-          <w:sz w:val="22"/>
-        </w:rPr>
-        <w:t>Answer: d</w:t>
-      </w:r>
-    </w:p>
-    <w:p>
-      <w:pPr>
-        <w:spacing w:after="0" w:before="0"/>
-      </w:pPr>
-      <w:r>
-        <w:rPr>
-          <w:b w:val="0"/>
-          <w:sz w:val="21"/>
-        </w:rPr>
-        <w:t>Solution: For a patient taking Clozapine, the test that should be done every week is a complete blood count (CBC) (option A). Clozapine is an atypical antipsychotic medication used in the treatment of schizophrenia. It is associated with a potential side effect called agranulocytosis, which is a severe decrease in the number of white blood cells, specifically neutrophils. Regular monitoring of the CBC, including the absolute neutrophil count (ANC), is crucial to detect any changes in the white blood cell levels. Close monitoring of the CBC helps to ensure early identification of agranulocytosis and prompt intervention if necessary.</w:t>
-      </w:r>
-    </w:p>
-    <w:p>
-      <w:pPr>
-        <w:spacing w:after="0" w:before="0"/>
-      </w:pPr>
-      <w:r>
-        <w:rPr>
-          <w:b w:val="0"/>
-          <w:sz w:val="20"/>
-        </w:rPr>
-        <w:t>Positive Marks: 1</w:t>
-      </w:r>
-    </w:p>
-    <w:p>
-      <w:pPr>
-        <w:spacing w:after="160" w:before="0"/>
-      </w:pPr>
-      <w:r>
-        <w:rPr>
-          <w:b w:val="0"/>
-          <w:sz w:val="20"/>
-        </w:rPr>
-        <w:t>Negative Marks: 0.25</w:t>
-      </w:r>
-    </w:p>
-    <w:p>
-      <w:pPr>
-        <w:spacing w:after="20" w:before="120"/>
-      </w:pPr>
-      <w:r>
-        <w:rPr>
-          <w:b/>
-          <w:sz w:val="22"/>
-        </w:rPr>
-        <w:t>Question: Which method gives the most reliable confirmation that a nasogastric tube is correctly placed before feeding?</w:t>
-      </w:r>
-    </w:p>
-    <w:p>
-      <w:pPr>
-        <w:spacing w:after="0" w:before="0"/>
-      </w:pPr>
-      <w:r>
-        <w:rPr>
-          <w:b w:val="0"/>
-          <w:sz w:val="22"/>
-        </w:rPr>
-        <w:t>(a) Checking the pH of gastric aspirate</w:t>
-      </w:r>
-    </w:p>
-    <w:p>
-      <w:pPr>
-        <w:spacing w:after="0" w:before="0"/>
-      </w:pPr>
-      <w:r>
-        <w:rPr>
-          <w:b w:val="0"/>
-          <w:sz w:val="22"/>
-        </w:rPr>
-        <w:t>(b) Auscultating air over the epigastrium</w:t>
-      </w:r>
-    </w:p>
-    <w:p>
-      <w:pPr>
-        <w:spacing w:after="0" w:before="0"/>
-      </w:pPr>
-      <w:r>
-        <w:rPr>
-          <w:b w:val="0"/>
-          <w:sz w:val="22"/>
-        </w:rPr>
-        <w:t>(c) Radiographic (X-ray) confirmation</w:t>
-      </w:r>
-    </w:p>
-    <w:p>
-      <w:pPr>
-        <w:spacing w:after="0" w:before="0"/>
-      </w:pPr>
-      <w:r>
-        <w:rPr>
-          <w:b w:val="0"/>
-          <w:sz w:val="22"/>
-        </w:rPr>
-        <w:t>(d) Observing the client swallow without coughing</w:t>
-      </w:r>
-    </w:p>
-    <w:p>
-      <w:pPr>
-        <w:spacing w:after="0" w:before="40"/>
-      </w:pPr>
-      <w:r>
-        <w:rPr>
-          <w:b/>
-          <w:sz w:val="22"/>
-        </w:rPr>
-        <w:t>Answer: c</w:t>
-      </w:r>
-    </w:p>
-    <w:p>
-      <w:pPr>
-        <w:spacing w:after="0" w:before="0"/>
-      </w:pPr>
-      <w:r>
-        <w:rPr>
-          <w:b w:val="0"/>
-          <w:sz w:val="21"/>
-        </w:rPr>
-        <w:t>Solution: X-ray confirmation is the gold standard for NG tube placement; auscultation and pH are adjuncts but are not definitive, especially in high-risk clients.</w:t>
-      </w:r>
-    </w:p>
-    <w:p>
-      <w:pPr>
-        <w:spacing w:after="0" w:before="0"/>
-      </w:pPr>
-      <w:r>
-        <w:rPr>
-          <w:b w:val="0"/>
-          <w:sz w:val="20"/>
-        </w:rPr>
-        <w:t>Positive Marks: 1</w:t>
-      </w:r>
-    </w:p>
-    <w:p>
-      <w:pPr>
-        <w:spacing w:after="160" w:before="0"/>
-      </w:pPr>
-      <w:r>
-        <w:rPr>
-          <w:b w:val="0"/>
-          <w:sz w:val="20"/>
-        </w:rPr>
-        <w:t>Negative Marks: 0.25</w:t>
-      </w:r>
-    </w:p>
-    <w:p>
-      <w:pPr>
-        <w:spacing w:after="20" w:before="120"/>
-      </w:pPr>
-      <w:r>
-        <w:rPr>
-          <w:b/>
-          <w:sz w:val="22"/>
-        </w:rPr>
-        <w:t>Question: ASHA in "A" stands for?</w:t>
-      </w:r>
-    </w:p>
-    <w:p>
-      <w:pPr>
-        <w:spacing w:after="0" w:before="0"/>
-      </w:pPr>
-      <w:r>
-        <w:rPr>
-          <w:b w:val="0"/>
-          <w:sz w:val="22"/>
-        </w:rPr>
-        <w:t>(a) Automised</w:t>
-      </w:r>
-    </w:p>
-    <w:p>
-      <w:pPr>
-        <w:spacing w:after="0" w:before="0"/>
-      </w:pPr>
-      <w:r>
-        <w:rPr>
-          <w:b w:val="0"/>
-          <w:sz w:val="22"/>
-        </w:rPr>
-        <w:t>(b) Actor</w:t>
-      </w:r>
-    </w:p>
-    <w:p>
-      <w:pPr>
-        <w:spacing w:after="0" w:before="0"/>
-      </w:pPr>
-      <w:r>
-        <w:rPr>
-          <w:b w:val="0"/>
-          <w:sz w:val="22"/>
-        </w:rPr>
-        <w:t>(c) Accesary</w:t>
-      </w:r>
-    </w:p>
-    <w:p>
-      <w:pPr>
-        <w:spacing w:after="0" w:before="0"/>
-      </w:pPr>
-      <w:r>
-        <w:rPr>
-          <w:b w:val="0"/>
-          <w:sz w:val="22"/>
-        </w:rPr>
-        <w:t>(d) Accredited</w:t>
-      </w:r>
-    </w:p>
-    <w:p>
-      <w:pPr>
-        <w:spacing w:after="0" w:before="40"/>
-      </w:pPr>
-      <w:r>
-        <w:rPr>
-          <w:b/>
-          <w:sz w:val="22"/>
-        </w:rPr>
-        <w:t>Answer: d</w:t>
-      </w:r>
-    </w:p>
-    <w:p>
-      <w:pPr>
-        <w:spacing w:after="0" w:before="0"/>
-      </w:pPr>
-      <w:r>
-        <w:rPr>
-          <w:b w:val="0"/>
-          <w:sz w:val="21"/>
-        </w:rPr>
-        <w:t>Solution: ASHA stands for Accredited Social Health Activist, a community health volunteer under the National Rural Health Mission.</w:t>
-      </w:r>
-    </w:p>
-    <w:p>
-      <w:pPr>
-        <w:spacing w:after="0" w:before="0"/>
-      </w:pPr>
-      <w:r>
-        <w:rPr>
-          <w:b w:val="0"/>
-          <w:sz w:val="20"/>
-        </w:rPr>
-        <w:t>Positive Marks: 1</w:t>
-      </w:r>
-    </w:p>
-    <w:p>
-      <w:pPr>
-        <w:spacing w:after="160" w:before="0"/>
-      </w:pPr>
-      <w:r>
-        <w:rPr>
-          <w:b w:val="0"/>
-          <w:sz w:val="20"/>
-        </w:rPr>
-        <w:t>Negative Marks: 0.25</w:t>
-      </w:r>
-    </w:p>
-    <w:p>
-      <w:pPr>
-        <w:spacing w:after="20" w:before="120"/>
-      </w:pPr>
-      <w:r>
-        <w:rPr>
-          <w:b/>
-          <w:sz w:val="22"/>
-        </w:rPr>
-        <w:t>Question: During peritonitis perforation laparotomy surgery is conducted, Central line is administered in this case what is the most important significance of the central line administration here ?</w:t>
-      </w:r>
-    </w:p>
-    <w:p>
-      <w:pPr>
-        <w:spacing w:after="0" w:before="0"/>
-      </w:pPr>
-      <w:r>
-        <w:rPr>
-          <w:b w:val="0"/>
-          <w:sz w:val="22"/>
-        </w:rPr>
-        <w:t>(a) ABG Analysis</w:t>
-      </w:r>
-    </w:p>
-    <w:p>
-      <w:pPr>
-        <w:spacing w:after="0" w:before="0"/>
-      </w:pPr>
-      <w:r>
-        <w:rPr>
-          <w:b w:val="0"/>
-          <w:sz w:val="22"/>
-        </w:rPr>
-        <w:t>(b) Spo2 Measurement</w:t>
-      </w:r>
-    </w:p>
-    <w:p>
-      <w:pPr>
-        <w:spacing w:after="0" w:before="0"/>
-      </w:pPr>
-      <w:r>
-        <w:rPr>
-          <w:b w:val="0"/>
-          <w:sz w:val="22"/>
-        </w:rPr>
-        <w:t>(c) CVP Measurement</w:t>
-      </w:r>
-    </w:p>
-    <w:p>
-      <w:pPr>
-        <w:spacing w:after="0" w:before="0"/>
-      </w:pPr>
-      <w:r>
-        <w:rPr>
-          <w:b w:val="0"/>
-          <w:sz w:val="22"/>
-        </w:rPr>
-        <w:t>(d) Fluid administration</w:t>
-      </w:r>
-    </w:p>
-    <w:p>
-      <w:pPr>
-        <w:spacing w:after="0" w:before="40"/>
-      </w:pPr>
-      <w:r>
-        <w:rPr>
-          <w:b/>
-          <w:sz w:val="22"/>
-        </w:rPr>
-        <w:t>Answer: c</w:t>
-      </w:r>
-    </w:p>
-    <w:p>
-      <w:pPr>
-        <w:spacing w:after="0" w:before="0"/>
-      </w:pPr>
-      <w:r>
-        <w:rPr>
-          <w:b w:val="0"/>
-          <w:sz w:val="21"/>
-        </w:rPr>
-        <w:t>Solution: A central line is used to measure central venous pressure (CVP), which guides fluid therapy in peritonitis/laparotomy.</w:t>
-      </w:r>
-    </w:p>
-    <w:p>
-      <w:pPr>
-        <w:spacing w:after="0" w:before="0"/>
-      </w:pPr>
-      <w:r>
-        <w:rPr>
-          <w:b w:val="0"/>
-          <w:sz w:val="20"/>
-        </w:rPr>
-        <w:t>Positive Marks: 1</w:t>
-      </w:r>
-    </w:p>
-    <w:p>
-      <w:pPr>
-        <w:spacing w:after="160" w:before="0"/>
-      </w:pPr>
-      <w:r>
-        <w:rPr>
-          <w:b w:val="0"/>
-          <w:sz w:val="20"/>
-        </w:rPr>
-        <w:t>Negative Marks: 0.25</w:t>
-      </w:r>
-    </w:p>
-    <w:p>
-      <w:pPr>
-        <w:spacing w:after="20" w:before="120"/>
-      </w:pPr>
-      <w:r>
-        <w:rPr>
-          <w:b/>
-          <w:sz w:val="22"/>
-        </w:rPr>
-        <w:t>Question: Which is the disactivated whole virion vaccine</w:t>
-      </w:r>
-    </w:p>
-    <w:p>
-      <w:pPr>
-        <w:spacing w:after="0" w:before="0"/>
-      </w:pPr>
-      <w:r>
-        <w:rPr>
-          <w:b w:val="0"/>
-          <w:sz w:val="22"/>
-        </w:rPr>
-        <w:t>(a) Covishield</w:t>
-      </w:r>
-    </w:p>
-    <w:p>
-      <w:pPr>
-        <w:spacing w:after="0" w:before="0"/>
-      </w:pPr>
-      <w:r>
-        <w:rPr>
-          <w:b w:val="0"/>
-          <w:sz w:val="22"/>
-        </w:rPr>
-        <w:t>(b) Sputnik</w:t>
-      </w:r>
-    </w:p>
-    <w:p>
-      <w:pPr>
-        <w:spacing w:after="0" w:before="0"/>
-      </w:pPr>
-      <w:r>
-        <w:rPr>
-          <w:b w:val="0"/>
-          <w:sz w:val="22"/>
-        </w:rPr>
-        <w:t>(c) Covaxin</w:t>
-      </w:r>
-    </w:p>
-    <w:p>
-      <w:pPr>
-        <w:spacing w:after="0" w:before="0"/>
-      </w:pPr>
-      <w:r>
-        <w:rPr>
-          <w:b w:val="0"/>
-          <w:sz w:val="22"/>
-        </w:rPr>
-        <w:t>(d) Moderna</w:t>
-      </w:r>
-    </w:p>
-    <w:p>
-      <w:pPr>
-        <w:spacing w:after="0" w:before="40"/>
-      </w:pPr>
-      <w:r>
-        <w:rPr>
-          <w:b/>
-          <w:sz w:val="22"/>
-        </w:rPr>
-        <w:t>Answer: c</w:t>
-      </w:r>
-    </w:p>
-    <w:p>
-      <w:pPr>
-        <w:spacing w:after="0" w:before="0"/>
-      </w:pPr>
-      <w:r>
-        <w:rPr>
-          <w:b w:val="0"/>
-          <w:sz w:val="21"/>
-        </w:rPr>
-        <w:t>Solution: Covaxin (BBV152) is a whole-virion inactivated vaccine; Covishield and Sputnik are vector vaccines, Moderna is mRNA.</w:t>
-      </w:r>
-    </w:p>
-    <w:p>
-      <w:pPr>
-        <w:spacing w:after="0" w:before="0"/>
-      </w:pPr>
-      <w:r>
-        <w:rPr>
-          <w:b w:val="0"/>
-          <w:sz w:val="20"/>
-        </w:rPr>
-        <w:t>Positive Marks: 1</w:t>
-      </w:r>
-    </w:p>
-    <w:p>
-      <w:pPr>
-        <w:spacing w:after="160" w:before="0"/>
-      </w:pPr>
-      <w:r>
-        <w:rPr>
-          <w:b w:val="0"/>
-          <w:sz w:val="20"/>
-        </w:rPr>
-        <w:t>Negative Marks: 0.25</w:t>
-      </w:r>
-    </w:p>
-    <w:p>
-      <w:pPr>
-        <w:spacing w:after="20" w:before="120"/>
-      </w:pPr>
-      <w:r>
-        <w:rPr>
-          <w:b/>
-          <w:sz w:val="22"/>
-        </w:rPr>
-        <w:t>Question: Which finding indicates that a client in labor has entered the SECOND stage of labor?</w:t>
-      </w:r>
-    </w:p>
-    <w:p>
-      <w:pPr>
-        <w:spacing w:after="0" w:before="0"/>
-      </w:pPr>
-      <w:r>
-        <w:rPr>
-          <w:b w:val="0"/>
-          <w:sz w:val="22"/>
-        </w:rPr>
-        <w:t>(a) Rupture of the membranes</w:t>
-      </w:r>
-    </w:p>
-    <w:p>
-      <w:pPr>
-        <w:spacing w:after="0" w:before="0"/>
-      </w:pPr>
-      <w:r>
-        <w:rPr>
-          <w:b w:val="0"/>
-          <w:sz w:val="22"/>
-        </w:rPr>
-        <w:t>(b) Expulsion of the placenta</w:t>
-      </w:r>
-    </w:p>
-    <w:p>
-      <w:pPr>
-        <w:spacing w:after="0" w:before="0"/>
-      </w:pPr>
-      <w:r>
-        <w:rPr>
-          <w:b w:val="0"/>
-          <w:sz w:val="22"/>
-        </w:rPr>
-        <w:t>(c) Complete cervical dilatation (10 cm)</w:t>
-      </w:r>
-    </w:p>
-    <w:p>
-      <w:pPr>
-        <w:spacing w:after="0" w:before="0"/>
-      </w:pPr>
-      <w:r>
-        <w:rPr>
-          <w:b w:val="0"/>
-          <w:sz w:val="22"/>
-        </w:rPr>
-        <w:t>(d) Onset of regular contractions</w:t>
-      </w:r>
-    </w:p>
-    <w:p>
-      <w:pPr>
-        <w:spacing w:after="0" w:before="40"/>
-      </w:pPr>
-      <w:r>
-        <w:rPr>
-          <w:b/>
-          <w:sz w:val="22"/>
-        </w:rPr>
-        <w:t>Answer: c</w:t>
-      </w:r>
-    </w:p>
-    <w:p>
-      <w:pPr>
-        <w:spacing w:after="0" w:before="0"/>
-      </w:pPr>
-      <w:r>
-        <w:rPr>
-          <w:b w:val="0"/>
-          <w:sz w:val="21"/>
-        </w:rPr>
-        <w:t>Solution: The second stage begins with complete cervical dilatation and ends with delivery of the baby; expulsion of the placenta marks the end of the third stage.</w:t>
-      </w:r>
-    </w:p>
-    <w:p>
-      <w:pPr>
-        <w:spacing w:after="0" w:before="0"/>
-      </w:pPr>
-      <w:r>
-        <w:rPr>
-          <w:b w:val="0"/>
-          <w:sz w:val="20"/>
-        </w:rPr>
-        <w:t>Positive Marks: 1</w:t>
-      </w:r>
-    </w:p>
-    <w:p>
-      <w:pPr>
-        <w:spacing w:after="160" w:before="0"/>
-      </w:pPr>
-      <w:r>
-        <w:rPr>
-          <w:b w:val="0"/>
-          <w:sz w:val="20"/>
-        </w:rPr>
-        <w:t>Negative Marks: 0.25</w:t>
-      </w:r>
-    </w:p>
-    <w:p>
-      <w:pPr>
-        <w:spacing w:after="20" w:before="120"/>
-      </w:pPr>
-      <w:r>
-        <w:rPr>
-          <w:b/>
-          <w:sz w:val="22"/>
-        </w:rPr>
-        <w:t>Question: A client at 34 weeks gestation is diagnosed with placenta previa. Which intervention is CONTRAINDICATED?</w:t>
-      </w:r>
-    </w:p>
-    <w:p>
-      <w:pPr>
-        <w:spacing w:after="0" w:before="0"/>
-      </w:pPr>
-      <w:r>
-        <w:rPr>
-          <w:b w:val="0"/>
-          <w:sz w:val="22"/>
-        </w:rPr>
-        <w:t>(a) Bed rest with activity restriction</w:t>
-      </w:r>
-    </w:p>
-    <w:p>
-      <w:pPr>
-        <w:spacing w:after="0" w:before="0"/>
-      </w:pPr>
-      <w:r>
-        <w:rPr>
-          <w:b w:val="0"/>
-          <w:sz w:val="22"/>
-        </w:rPr>
-        <w:t>(b) Continuous fetal monitoring</w:t>
-      </w:r>
-    </w:p>
-    <w:p>
-      <w:pPr>
-        <w:spacing w:after="0" w:before="0"/>
-      </w:pPr>
-      <w:r>
-        <w:rPr>
-          <w:b w:val="0"/>
-          <w:sz w:val="22"/>
-        </w:rPr>
-        <w:t>(c) Vaginal examination</w:t>
-      </w:r>
-    </w:p>
-    <w:p>
-      <w:pPr>
-        <w:spacing w:after="0" w:before="0"/>
-      </w:pPr>
-      <w:r>
-        <w:rPr>
-          <w:b w:val="0"/>
-          <w:sz w:val="22"/>
-        </w:rPr>
-        <w:t>(d) Maintaining IV access</w:t>
-      </w:r>
-    </w:p>
-    <w:p>
-      <w:pPr>
-        <w:spacing w:after="0" w:before="40"/>
-      </w:pPr>
-      <w:r>
-        <w:rPr>
-          <w:b/>
-          <w:sz w:val="22"/>
-        </w:rPr>
-        <w:t>Answer: c</w:t>
-      </w:r>
-    </w:p>
-    <w:p>
-      <w:pPr>
-        <w:spacing w:after="0" w:before="0"/>
-      </w:pPr>
-      <w:r>
-        <w:rPr>
-          <w:b w:val="0"/>
-          <w:sz w:val="21"/>
-        </w:rPr>
-        <w:t>Solution: Vaginal examination can precipitate catastrophic hemorrhage in placenta previa and is strictly avoided; diagnosis is confirmed by ultrasound.</w:t>
-      </w:r>
-    </w:p>
-    <w:p>
-      <w:pPr>
-        <w:spacing w:after="0" w:before="0"/>
-      </w:pPr>
-      <w:r>
-        <w:rPr>
-          <w:b w:val="0"/>
-          <w:sz w:val="20"/>
-        </w:rPr>
-        <w:t>Positive Marks: 1</w:t>
-      </w:r>
-    </w:p>
-    <w:p>
-      <w:pPr>
-        <w:spacing w:after="160" w:before="0"/>
-      </w:pPr>
-      <w:r>
-        <w:rPr>
-          <w:b w:val="0"/>
-          <w:sz w:val="20"/>
-        </w:rPr>
-        <w:t>Negative Marks: 0.25</w:t>
-      </w:r>
-    </w:p>
-    <w:p>
-      <w:pPr>
-        <w:spacing w:after="20" w:before="120"/>
-      </w:pPr>
-      <w:r>
-        <w:rPr>
-          <w:b/>
-          <w:sz w:val="22"/>
-        </w:rPr>
-        <w:t>Question: The priority nursing intervention for a patient with a head injury is:</w:t>
-      </w:r>
-    </w:p>
-    <w:p>
-      <w:pPr>
-        <w:spacing w:after="0" w:before="0"/>
-      </w:pPr>
-      <w:r>
-        <w:rPr>
-          <w:b w:val="0"/>
-          <w:sz w:val="22"/>
-        </w:rPr>
-        <w:t>(a) Measuring intake and output</w:t>
-      </w:r>
-    </w:p>
-    <w:p>
-      <w:pPr>
-        <w:spacing w:after="0" w:before="0"/>
-      </w:pPr>
-      <w:r>
-        <w:rPr>
-          <w:b w:val="0"/>
-          <w:sz w:val="22"/>
-        </w:rPr>
-        <w:t>(b) Maintaining a patent airway</w:t>
-      </w:r>
-    </w:p>
-    <w:p>
-      <w:pPr>
-        <w:spacing w:after="0" w:before="0"/>
-      </w:pPr>
-      <w:r>
-        <w:rPr>
-          <w:b w:val="0"/>
-          <w:sz w:val="22"/>
-        </w:rPr>
-        <w:t>(c) Administering analgesics</w:t>
-      </w:r>
-    </w:p>
-    <w:p>
-      <w:pPr>
-        <w:spacing w:after="0" w:before="0"/>
-      </w:pPr>
-      <w:r>
-        <w:rPr>
-          <w:b w:val="0"/>
-          <w:sz w:val="22"/>
-        </w:rPr>
-        <w:t>(d) Elevating the foot end</w:t>
-      </w:r>
-    </w:p>
-    <w:p>
-      <w:pPr>
-        <w:spacing w:after="0" w:before="40"/>
-      </w:pPr>
-      <w:r>
-        <w:rPr>
-          <w:b/>
-          <w:sz w:val="22"/>
-        </w:rPr>
-        <w:t>Answer: b</w:t>
-      </w:r>
-    </w:p>
-    <w:p>
-      <w:pPr>
-        <w:spacing w:after="0" w:before="0"/>
-      </w:pPr>
-      <w:r>
-        <w:rPr>
-          <w:b w:val="0"/>
-          <w:sz w:val="21"/>
-        </w:rPr>
-        <w:t>Solution: Airway maintenance is the priority in head injury to prevent hypoxia and further brain damage.</w:t>
-      </w:r>
-    </w:p>
-    <w:p>
-      <w:pPr>
-        <w:spacing w:after="0" w:before="0"/>
-      </w:pPr>
-      <w:r>
-        <w:rPr>
-          <w:b w:val="0"/>
-          <w:sz w:val="20"/>
-        </w:rPr>
-        <w:t>Positive Marks: 1</w:t>
-      </w:r>
-    </w:p>
-    <w:p>
-      <w:pPr>
-        <w:spacing w:after="160" w:before="0"/>
-      </w:pPr>
-      <w:r>
-        <w:rPr>
-          <w:b w:val="0"/>
-          <w:sz w:val="20"/>
-        </w:rPr>
-        <w:t>Negative Marks: 0.25</w:t>
-      </w:r>
-    </w:p>
-    <w:p>
-      <w:pPr>
-        <w:spacing w:after="20" w:before="120"/>
-      </w:pPr>
-      <w:r>
-        <w:rPr>
-          <w:b/>
-          <w:sz w:val="22"/>
-        </w:rPr>
-        <w:t>Question: The nurse notes that a client's abdominal wound has dehisced and bowel is protruding. What should the nurse do FIRST?</w:t>
-      </w:r>
-    </w:p>
-    <w:p>
-      <w:pPr>
-        <w:spacing w:after="0" w:before="0"/>
-      </w:pPr>
-      <w:r>
-        <w:rPr>
-          <w:b w:val="0"/>
-          <w:sz w:val="22"/>
-        </w:rPr>
-        <w:t>(a) Cover the wound with sterile saline-soaked dressings</w:t>
-      </w:r>
-    </w:p>
-    <w:p>
-      <w:pPr>
-        <w:spacing w:after="0" w:before="0"/>
-      </w:pPr>
-      <w:r>
-        <w:rPr>
-          <w:b w:val="0"/>
-          <w:sz w:val="22"/>
-        </w:rPr>
-        <w:t>(b) Gently push the bowel back into the abdomen</w:t>
-      </w:r>
-    </w:p>
-    <w:p>
-      <w:pPr>
-        <w:spacing w:after="0" w:before="0"/>
-      </w:pPr>
-      <w:r>
-        <w:rPr>
-          <w:b w:val="0"/>
-          <w:sz w:val="22"/>
-        </w:rPr>
-        <w:t>(c) Apply a dry sterile dressing</w:t>
-      </w:r>
-    </w:p>
-    <w:p>
-      <w:pPr>
-        <w:spacing w:after="0" w:before="0"/>
-      </w:pPr>
-      <w:r>
-        <w:rPr>
-          <w:b w:val="0"/>
-          <w:sz w:val="22"/>
-        </w:rPr>
-        <w:t>(d) Place the client flat and wait for the surgeon</w:t>
-      </w:r>
-    </w:p>
-    <w:p>
-      <w:pPr>
-        <w:spacing w:after="0" w:before="40"/>
-      </w:pPr>
-      <w:r>
-        <w:rPr>
-          <w:b/>
-          <w:sz w:val="22"/>
-        </w:rPr>
-        <w:t>Answer: a</w:t>
-      </w:r>
-    </w:p>
-    <w:p>
-      <w:pPr>
-        <w:spacing w:after="0" w:before="0"/>
-      </w:pPr>
-      <w:r>
-        <w:rPr>
-          <w:b w:val="0"/>
-          <w:sz w:val="21"/>
-        </w:rPr>
-        <w:t>Solution: Eviscerated bowel must be kept moist with sterile saline-soaked gauze to prevent drying and necrosis; it is never pushed back, and the surgeon is notified immediately.</w:t>
-      </w:r>
-    </w:p>
-    <w:p>
-      <w:pPr>
-        <w:spacing w:after="0" w:before="0"/>
-      </w:pPr>
-      <w:r>
-        <w:rPr>
-          <w:b w:val="0"/>
-          <w:sz w:val="20"/>
-        </w:rPr>
-        <w:t>Positive Marks: 1</w:t>
-      </w:r>
-    </w:p>
-    <w:p>
-      <w:pPr>
-        <w:spacing w:after="160" w:before="0"/>
-      </w:pPr>
-      <w:r>
-        <w:rPr>
-          <w:b w:val="0"/>
-          <w:sz w:val="20"/>
-        </w:rPr>
-        <w:t>Negative Marks: 0.25</w:t>
-      </w:r>
-    </w:p>
-    <w:p>
-      <w:pPr>
-        <w:spacing w:after="20" w:before="120"/>
-      </w:pPr>
-      <w:r>
-        <w:rPr>
-          <w:b/>
-          <w:sz w:val="22"/>
-        </w:rPr>
-        <w:t>Question: Incubation period is measured by which central tendency?</w:t>
-      </w:r>
-    </w:p>
-    <w:p>
-      <w:pPr>
-        <w:spacing w:after="0" w:before="0"/>
-      </w:pPr>
-      <w:r>
-        <w:rPr>
-          <w:b w:val="0"/>
-          <w:sz w:val="22"/>
-        </w:rPr>
-        <w:t>(a) Mean</w:t>
-      </w:r>
-    </w:p>
-    <w:p>
-      <w:pPr>
-        <w:spacing w:after="0" w:before="0"/>
-      </w:pPr>
-      <w:r>
-        <w:rPr>
-          <w:b w:val="0"/>
-          <w:sz w:val="22"/>
-        </w:rPr>
-        <w:t>(b) Mode</w:t>
-      </w:r>
-    </w:p>
-    <w:p>
-      <w:pPr>
-        <w:spacing w:after="0" w:before="0"/>
-      </w:pPr>
-      <w:r>
-        <w:rPr>
-          <w:b w:val="0"/>
-          <w:sz w:val="22"/>
-        </w:rPr>
-        <w:t>(c) Median</w:t>
-      </w:r>
-    </w:p>
-    <w:p>
-      <w:pPr>
-        <w:spacing w:after="0" w:before="0"/>
-      </w:pPr>
-      <w:r>
-        <w:rPr>
-          <w:b w:val="0"/>
-          <w:sz w:val="22"/>
-        </w:rPr>
-        <w:t>(d) Standard deviation</w:t>
-      </w:r>
-    </w:p>
-    <w:p>
-      <w:pPr>
-        <w:spacing w:after="0" w:before="40"/>
-      </w:pPr>
-      <w:r>
-        <w:rPr>
-          <w:b/>
-          <w:sz w:val="22"/>
-        </w:rPr>
-        <w:t>Answer: c</w:t>
-      </w:r>
-    </w:p>
-    <w:p>
-      <w:pPr>
-        <w:spacing w:after="0" w:before="0"/>
-      </w:pPr>
-      <w:r>
-        <w:rPr>
-          <w:b w:val="0"/>
-          <w:sz w:val="21"/>
-        </w:rPr>
-        <w:t>Solution: The incubation period, which refers to the time between exposure to a pathogen and the onset of symptoms, is typically measured using the median as a central tendency. The median represents the middle value in a set of data when arranged in ascending or descending order. In the context of the incubation period, the median provides a measure of the central tendency that indicates the typical or most common duration of time from exposure to symptom onset. It is important to note that the incubation central Tendency C mean , median moder standard deviation (statistics) period can vary depending on the specific infectious agent and individual factors.</w:t>
-      </w:r>
-    </w:p>
-    <w:p>
-      <w:pPr>
-        <w:spacing w:after="0" w:before="0"/>
-      </w:pPr>
-      <w:r>
-        <w:rPr>
-          <w:b w:val="0"/>
-          <w:sz w:val="20"/>
-        </w:rPr>
-        <w:t>Positive Marks: 1</w:t>
-      </w:r>
-    </w:p>
-    <w:p>
-      <w:pPr>
-        <w:spacing w:after="160" w:before="0"/>
-      </w:pPr>
-      <w:r>
-        <w:rPr>
-          <w:b w:val="0"/>
-          <w:sz w:val="20"/>
-        </w:rPr>
-        <w:t>Negative Marks: 0.25</w:t>
+      <w:r>
+        <w:t xml:space="preserve">Question: The normal range of total serum bilirubin in an adult is</w:t>
+      </w:r>
+    </w:p>
+    <w:p>
+      <w:r>
+        <w:t xml:space="preserve">(a) 0.3-1.2 mg/dL</w:t>
+      </w:r>
+    </w:p>
+    <w:p>
+      <w:r>
+        <w:t xml:space="preserve">(b) 10-20 mg/dL</w:t>
+      </w:r>
+    </w:p>
+    <w:p>
+      <w:r>
+        <w:t xml:space="preserve">(c) 25-30 mg/dL</w:t>
+      </w:r>
+    </w:p>
+    <w:p>
+      <w:r>
+        <w:t xml:space="preserve">(d) 50-100 mg/dL</w:t>
+      </w:r>
+    </w:p>
+    <w:p>
+      <w:r>
+        <w:t xml:space="preserve">Answer: a</w:t>
+      </w:r>
+    </w:p>
+    <w:p>
+      <w:r>
+        <w:t xml:space="preserve">Solution: ✅ Correct Answer: a</w:t>
+      </w:r>
+    </w:p>
+    <w:p>
+      <w:r>
+        <w:t xml:space="preserve">🧠 Clinical Rationale: Normal total bilirubin is 0.3-1.2 mg/dL; levels above about 2 mg/dL cause VISIBLE jaundice.</w:t>
+      </w:r>
+    </w:p>
+    <w:p>
+      <w:r>
+        <w:t xml:space="preserve">❌ Why Not Other Options?</w:t>
+      </w:r>
+    </w:p>
+    <w:p>
+      <w:r>
+        <w:t xml:space="preserve">(b) — 10-20 mg/dL is severe jaundice (hepatic/obstructive failure range).</w:t>
+      </w:r>
+    </w:p>
+    <w:p>
+      <w:r>
+        <w:t xml:space="preserve">(c) — 25-30 mg/dL is extreme hyperbilirubinemia.</w:t>
+      </w:r>
+    </w:p>
+    <w:p>
+      <w:r>
+        <w:t xml:space="preserve">(d) — 50-100 mg/dL is incompatible with life.</w:t>
+      </w:r>
+    </w:p>
+    <w:p>
+      <w:r>
+        <w:t xml:space="preserve">⚠️ Exam Trap: "Bilirubin &gt; 2 mg/dL = visible jaundice; conjugated (direct) rises in obstruction, unconjugated in hemolysis."</w:t>
+      </w:r>
+    </w:p>
+    <w:p>
+      <w:r>
+        <w:t xml:space="preserve">💎 PNC Pearl: "Bilirubin under 1.2 is the quiet normal; past 2, the skin turns yellow."</w:t>
+      </w:r>
+    </w:p>
+    <w:p>
+      <w:r>
+        <w:t xml:space="preserve">Positive Marks: 1</w:t>
+      </w:r>
+    </w:p>
+    <w:p>
+      <w:r>
+        <w:t xml:space="preserve">Negative Marks: 0.25</w:t>
+      </w:r>
+    </w:p>
+    <w:p>
+      <w:r>
+        <w:t xml:space="preserve"/>
+      </w:r>
+    </w:p>
+    <w:p>
+      <w:r>
+        <w:t xml:space="preserve">Question: The purpose of a Sitz bath is to</w:t>
+      </w:r>
+    </w:p>
+    <w:p>
+      <w:r>
+        <w:t xml:space="preserve">(a) Relieve pain and promote healing in the perineal and anal area</w:t>
+      </w:r>
+    </w:p>
+    <w:p>
+      <w:r>
+        <w:t xml:space="preserve">(b) Cool the whole body</w:t>
+      </w:r>
+    </w:p>
+    <w:p>
+      <w:r>
+        <w:t xml:space="preserve">(c) Measure the temperature</w:t>
+      </w:r>
+    </w:p>
+    <w:p>
+      <w:r>
+        <w:t xml:space="preserve">(d) Apply a sterile dressing</w:t>
+      </w:r>
+    </w:p>
+    <w:p>
+      <w:r>
+        <w:t xml:space="preserve">Answer: a</w:t>
+      </w:r>
+    </w:p>
+    <w:p>
+      <w:r>
+        <w:t xml:space="preserve">Solution: ✅ Correct Answer: a</w:t>
+      </w:r>
+    </w:p>
+    <w:p>
+      <w:r>
+        <w:t xml:space="preserve">🧠 Clinical Rationale: A Sitz bath soaks the perineum or anus in warm water — relieving pain, muscle spasm, and promoting healing after delivery, hemorrhoid surgery, or episiotomy.</w:t>
+      </w:r>
+    </w:p>
+    <w:p>
+      <w:r>
+        <w:t xml:space="preserve">❌ Why Not Other Options?</w:t>
+      </w:r>
+    </w:p>
+    <w:p>
+      <w:r>
+        <w:t xml:space="preserve">(b) — It treats the perineum locally, not the whole body.</w:t>
+      </w:r>
+    </w:p>
+    <w:p>
+      <w:r>
+        <w:t xml:space="preserve">(c) — It is a therapeutic soak, not a thermometer.</w:t>
+      </w:r>
+    </w:p>
+    <w:p>
+      <w:r>
+        <w:t xml:space="preserve">(d) — Dressings are separate wound care.</w:t>
+      </w:r>
+    </w:p>
+    <w:p>
+      <w:r>
+        <w:t xml:space="preserve">⚠️ Exam Trap: "Sitz bath = perineal/anal soak (postpartum, post-hemorrhoidectomy); water 40-43°C, 15-20 minutes, pad dry by patting."</w:t>
+      </w:r>
+    </w:p>
+    <w:p>
+      <w:r>
+        <w:t xml:space="preserve">💎 PNC Pearl: "A warm seat for a sore seat — the Sitz bath heals the perineum."</w:t>
+      </w:r>
+    </w:p>
+    <w:p>
+      <w:r>
+        <w:t xml:space="preserve">Positive Marks: 1</w:t>
+      </w:r>
+    </w:p>
+    <w:p>
+      <w:r>
+        <w:t xml:space="preserve">Negative Marks: 0.25</w:t>
+      </w:r>
+    </w:p>
+    <w:p>
+      <w:r>
+        <w:t xml:space="preserve"/>
+      </w:r>
+    </w:p>
+    <w:p>
+      <w:r>
+        <w:t xml:space="preserve">Question: A patient with a flail chest will exhibit</w:t>
+      </w:r>
+    </w:p>
+    <w:p>
+      <w:r>
+        <w:t xml:space="preserve">(a) Paradoxical movement of the chest wall segment</w:t>
+      </w:r>
+    </w:p>
+    <w:p>
+      <w:r>
+        <w:t xml:space="preserve">(b) Symmetrical chest expansion</w:t>
+      </w:r>
+    </w:p>
+    <w:p>
+      <w:r>
+        <w:t xml:space="preserve">(c) Decreased respiratory rate only</w:t>
+      </w:r>
+    </w:p>
+    <w:p>
+      <w:r>
+        <w:t xml:space="preserve">(d) No chest movement at all</w:t>
+      </w:r>
+    </w:p>
+    <w:p>
+      <w:r>
+        <w:t xml:space="preserve">Answer: a</w:t>
+      </w:r>
+    </w:p>
+    <w:p>
+      <w:r>
+        <w:t xml:space="preserve">Solution: ✅ Correct Answer: a</w:t>
+      </w:r>
+    </w:p>
+    <w:p>
+      <w:r>
+        <w:t xml:space="preserve">🧠 Clinical Rationale: In flail chest, multiple rib fractures create a free segment that moves INWARD on inspiration and OUTWARD on expiration — paradoxical movement.</w:t>
+      </w:r>
+    </w:p>
+    <w:p>
+      <w:r>
+        <w:t xml:space="preserve">❌ Why Not Other Options?</w:t>
+      </w:r>
+    </w:p>
+    <w:p>
+      <w:r>
+        <w:t xml:space="preserve">(b) — Symmetrical expansion rules out flail.</w:t>
+      </w:r>
+    </w:p>
+    <w:p>
+      <w:r>
+        <w:t xml:space="preserve">(c) — The rate may rise, not fall.</w:t>
+      </w:r>
+    </w:p>
+    <w:p>
+      <w:r>
+        <w:t xml:space="preserve">(d) — The chest still moves; the segment moves wrongly.</w:t>
+      </w:r>
+    </w:p>
+    <w:p>
+      <w:r>
+        <w:t xml:space="preserve">⚠️ Exam Trap: "Flail chest = paradoxical movement + underlying pulmonary contusion; stabilize the segment, oxygen, analgesia."</w:t>
+      </w:r>
+    </w:p>
+    <w:p>
+      <w:r>
+        <w:t xml:space="preserve">💎 PNC Pearl: "The broken segment breathes backwards — in with the ribs, out with the chest."</w:t>
+      </w:r>
+    </w:p>
+    <w:p>
+      <w:r>
+        <w:t xml:space="preserve">Positive Marks: 1</w:t>
+      </w:r>
+    </w:p>
+    <w:p>
+      <w:r>
+        <w:t xml:space="preserve">Negative Marks: 0.25</w:t>
+      </w:r>
+    </w:p>
+    <w:p>
+      <w:r>
+        <w:t xml:space="preserve"/>
+      </w:r>
+    </w:p>
+    <w:p>
+      <w:r>
+        <w:t xml:space="preserve">Question: Chadwick's sign, a probable sign of pregnancy, is</w:t>
+      </w:r>
+    </w:p>
+    <w:p>
+      <w:r>
+        <w:t xml:space="preserve">(a) Bluish discoloration of the cervix and vagina</w:t>
+      </w:r>
+    </w:p>
+    <w:p>
+      <w:r>
+        <w:t xml:space="preserve">(b) Softening of the lower uterine segment</w:t>
+      </w:r>
+    </w:p>
+    <w:p>
+      <w:r>
+        <w:t xml:space="preserve">(c) Enlargement of the breasts</w:t>
+      </w:r>
+    </w:p>
+    <w:p>
+      <w:r>
+        <w:t xml:space="preserve">(d) Fetal heart sounds</w:t>
+      </w:r>
+    </w:p>
+    <w:p>
+      <w:r>
+        <w:t xml:space="preserve">Answer: a</w:t>
+      </w:r>
+    </w:p>
+    <w:p>
+      <w:r>
+        <w:t xml:space="preserve">Solution: ✅ Correct Answer: a</w:t>
+      </w:r>
+    </w:p>
+    <w:p>
+      <w:r>
+        <w:t xml:space="preserve">🧠 Clinical Rationale: Increased pelvic vascularity in pregnancy gives the cervix and vagina a bluish or violet color — CHADWICK'S sign.</w:t>
+      </w:r>
+    </w:p>
+    <w:p>
+      <w:r>
+        <w:t xml:space="preserve">❌ Why Not Other Options?</w:t>
+      </w:r>
+    </w:p>
+    <w:p>
+      <w:r>
+        <w:t xml:space="preserve">(b) — Softening of the lower uterine segment is HEGAR's sign.</w:t>
+      </w:r>
+    </w:p>
+    <w:p>
+      <w:r>
+        <w:t xml:space="preserve">(c) — Breast enlargement is a PRESUMPTIVE sign.</w:t>
+      </w:r>
+    </w:p>
+    <w:p>
+      <w:r>
+        <w:t xml:space="preserve">(d) — Fetal heart sounds are a POSITIVE sign.</w:t>
+      </w:r>
+    </w:p>
+    <w:p>
+      <w:r>
+        <w:t xml:space="preserve">⚠️ Exam Trap: Sign matching — "Chadwick = blue cervix; Hegar = soft isthmus; Goodell = soft cervix; presumptive vs probable vs positive levels."</w:t>
+      </w:r>
+    </w:p>
+    <w:p>
+      <w:r>
+        <w:t xml:space="preserve">💎 PNC Pearl: "Chadwick's blue cervix and Hegar's soft isthmus — the probable-sign pair."</w:t>
+      </w:r>
+    </w:p>
+    <w:p>
+      <w:r>
+        <w:t xml:space="preserve">Positive Marks: 1</w:t>
+      </w:r>
+    </w:p>
+    <w:p>
+      <w:r>
+        <w:t xml:space="preserve">Negative Marks: 0.25</w:t>
+      </w:r>
+    </w:p>
+    <w:p>
+      <w:r>
+        <w:t xml:space="preserve"/>
+      </w:r>
+    </w:p>
+    <w:p>
+      <w:r>
+        <w:t xml:space="preserve">Question: A preterm infant is one born before</w:t>
+      </w:r>
+    </w:p>
+    <w:p>
+      <w:r>
+        <w:t xml:space="preserve">(a) 37 completed weeks of gestation</w:t>
+      </w:r>
+    </w:p>
+    <w:p>
+      <w:r>
+        <w:t xml:space="preserve">(b) 40 completed weeks</w:t>
+      </w:r>
+    </w:p>
+    <w:p>
+      <w:r>
+        <w:t xml:space="preserve">(c) 42 completed weeks</w:t>
+      </w:r>
+    </w:p>
+    <w:p>
+      <w:r>
+        <w:t xml:space="preserve">(d) 28 weeks only</w:t>
+      </w:r>
+    </w:p>
+    <w:p>
+      <w:r>
+        <w:t xml:space="preserve">Answer: a</w:t>
+      </w:r>
+    </w:p>
+    <w:p>
+      <w:r>
+        <w:t xml:space="preserve">Solution: ✅ Correct Answer: a</w:t>
+      </w:r>
+    </w:p>
+    <w:p>
+      <w:r>
+        <w:t xml:space="preserve">🧠 Clinical Rationale: PRETERM (premature) birth is delivery before 37 COMPLETED WEEKS; term is 37-42 weeks.</w:t>
+      </w:r>
+    </w:p>
+    <w:p>
+      <w:r>
+        <w:t xml:space="preserve">❌ Why Not Other Options?</w:t>
+      </w:r>
+    </w:p>
+    <w:p>
+      <w:r>
+        <w:t xml:space="preserve">(b) — 40 weeks is full term.</w:t>
+      </w:r>
+    </w:p>
+    <w:p>
+      <w:r>
+        <w:t xml:space="preserve">(c) — 42 weeks and beyond is post-term.</w:t>
+      </w:r>
+    </w:p>
+    <w:p>
+      <w:r>
+        <w:t xml:space="preserve">(d) — 28 weeks is not the preterm boundary (that is viability/extreme prematurity).</w:t>
+      </w:r>
+    </w:p>
+    <w:p>
+      <w:r>
+        <w:t xml:space="preserve">⚠️ Exam Trap: Gestational boundaries — "preterm &lt; 37 weeks, term 37-42, post-term &gt; 42; early term is 37-38 weeks."</w:t>
+      </w:r>
+    </w:p>
+    <w:p>
+      <w:r>
+        <w:t xml:space="preserve">💎 PNC Pearl: "Thirty-seven weeks is the finish line — before it, the baby is preterm."</w:t>
+      </w:r>
+    </w:p>
+    <w:p>
+      <w:r>
+        <w:t xml:space="preserve">Positive Marks: 1</w:t>
+      </w:r>
+    </w:p>
+    <w:p>
+      <w:r>
+        <w:t xml:space="preserve">Negative Marks: 0.25</w:t>
+      </w:r>
+    </w:p>
+    <w:p>
+      <w:r>
+        <w:t xml:space="preserve"/>
+      </w:r>
+    </w:p>
+    <w:p>
+      <w:r>
+        <w:t xml:space="preserve">Question: The most common side effect of typical (first-generation) antipsychotic drugs is</w:t>
+      </w:r>
+    </w:p>
+    <w:p>
+      <w:r>
+        <w:t xml:space="preserve">(a) Extrapyramidal symptoms</w:t>
+      </w:r>
+    </w:p>
+    <w:p>
+      <w:r>
+        <w:t xml:space="preserve">(b) Hypoglycemia</w:t>
+      </w:r>
+    </w:p>
+    <w:p>
+      <w:r>
+        <w:t xml:space="preserve">(c) Diarrhea</w:t>
+      </w:r>
+    </w:p>
+    <w:p>
+      <w:r>
+        <w:t xml:space="preserve">(d) Hypotension only</w:t>
+      </w:r>
+    </w:p>
+    <w:p>
+      <w:r>
+        <w:t xml:space="preserve">Answer: a</w:t>
+      </w:r>
+    </w:p>
+    <w:p>
+      <w:r>
+        <w:t xml:space="preserve">Solution: ✅ Correct Answer: a</w:t>
+      </w:r>
+    </w:p>
+    <w:p>
+      <w:r>
+        <w:t xml:space="preserve">🧠 Clinical Rationale: Typical antipsychotics block dopamine D2 receptors — causing EXTRAPYRAMIDAL SYMPTOMS: parkinsonism, dystonia, akathisia, and tardive dyskinesia.</w:t>
+      </w:r>
+    </w:p>
+    <w:p>
+      <w:r>
+        <w:t xml:space="preserve">❌ Why Not Other Options?</w:t>
+      </w:r>
+    </w:p>
+    <w:p>
+      <w:r>
+        <w:t xml:space="preserve">(b) — Hypoglycemia is not an antipsychotic effect.</w:t>
+      </w:r>
+    </w:p>
+    <w:p>
+      <w:r>
+        <w:t xml:space="preserve">(c) — Diarrhea is not the hallmark.</w:t>
+      </w:r>
+    </w:p>
+    <w:p>
+      <w:r>
+        <w:t xml:space="preserve">(d) — Hypotension can occur but EPS is the defining side effect.</w:t>
+      </w:r>
+    </w:p>
+    <w:p>
+      <w:r>
+        <w:t xml:space="preserve">⚠️ Exam Trap: "Typical antipsychotics = high EPS risk; atypical (clozapine, olanzapine) = lower EPS but metabolic side effects."</w:t>
+      </w:r>
+    </w:p>
+    <w:p>
+      <w:r>
+        <w:t xml:space="preserve">💎 PNC Pearl: "Typical antipsychotics tie the muscles in knots — EPS is their price tag."</w:t>
+      </w:r>
+    </w:p>
+    <w:p>
+      <w:r>
+        <w:t xml:space="preserve">Positive Marks: 1</w:t>
+      </w:r>
+    </w:p>
+    <w:p>
+      <w:r>
+        <w:t xml:space="preserve">Negative Marks: 0.25</w:t>
+      </w:r>
+    </w:p>
+    <w:p>
+      <w:r>
+        <w:t xml:space="preserve"/>
+      </w:r>
+    </w:p>
+    <w:p>
+      <w:r>
+        <w:t xml:space="preserve">Question: The National Sickle Cell Anaemia Elimination Mission focuses on</w:t>
+      </w:r>
+    </w:p>
+    <w:p>
+      <w:r>
+        <w:t xml:space="preserve">(a) Sickle cell disease in tribal and high-prevalence populations</w:t>
+      </w:r>
+    </w:p>
+    <w:p>
+      <w:r>
+        <w:t xml:space="preserve">(b) Iron deficiency in urban areas only</w:t>
+      </w:r>
+    </w:p>
+    <w:p>
+      <w:r>
+        <w:t xml:space="preserve">(c) Malaria prevention</w:t>
+      </w:r>
+    </w:p>
+    <w:p>
+      <w:r>
+        <w:t xml:space="preserve">(d) Blood donation camps only</w:t>
+      </w:r>
+    </w:p>
+    <w:p>
+      <w:r>
+        <w:t xml:space="preserve">Answer: a</w:t>
+      </w:r>
+    </w:p>
+    <w:p>
+      <w:r>
+        <w:t xml:space="preserve">Solution: ✅ Correct Answer: a</w:t>
+      </w:r>
+    </w:p>
+    <w:p>
+      <w:r>
+        <w:t xml:space="preserve">🧠 Clinical Rationale: The mission screens, counsels, and treats SICKLE CELL DISEASE — especially among tribal and high-prevalence communities — aiming for elimination by 2047.</w:t>
+      </w:r>
+    </w:p>
+    <w:p>
+      <w:r>
+        <w:t xml:space="preserve">❌ Why Not Other Options?</w:t>
+      </w:r>
+    </w:p>
+    <w:p>
+      <w:r>
+        <w:t xml:space="preserve">(b) — Iron deficiency is a different anemia programme.</w:t>
+      </w:r>
+    </w:p>
+    <w:p>
+      <w:r>
+        <w:t xml:space="preserve">(c) — Malaria is under NVBDCP.</w:t>
+      </w:r>
+    </w:p>
+    <w:p>
+      <w:r>
+        <w:t xml:space="preserve">(d) — Blood camps are not the mission's focus.</w:t>
+      </w:r>
+    </w:p>
+    <w:p>
+      <w:r>
+        <w:t xml:space="preserve">⚠️ Exam Trap: "Sickle cell mission = tribal belt screening + counselling + treatment; target 2047 elimination."</w:t>
+      </w:r>
+    </w:p>
+    <w:p>
+      <w:r>
+        <w:t xml:space="preserve">💎 PNC Pearl: "Sickle cell stalks the tribal belts — screening and counselling are the mission's weapons."</w:t>
+      </w:r>
+    </w:p>
+    <w:p>
+      <w:r>
+        <w:t xml:space="preserve">Positive Marks: 1</w:t>
+      </w:r>
+    </w:p>
+    <w:p>
+      <w:r>
+        <w:t xml:space="preserve">Negative Marks: 0.25</w:t>
+      </w:r>
+    </w:p>
+    <w:p>
+      <w:r>
+        <w:t xml:space="preserve"/>
+      </w:r>
+    </w:p>
+    <w:p>
+      <w:r>
+        <w:t xml:space="preserve">Question: The nurse should not administer which drug together with grapefruit juice?</w:t>
+      </w:r>
+    </w:p>
+    <w:p>
+      <w:r>
+        <w:t xml:space="preserve">(a) Simvastatin</w:t>
+      </w:r>
+    </w:p>
+    <w:p>
+      <w:r>
+        <w:t xml:space="preserve">(b) Paracetamol</w:t>
+      </w:r>
+    </w:p>
+    <w:p>
+      <w:r>
+        <w:t xml:space="preserve">(c) Amoxicillin</w:t>
+      </w:r>
+    </w:p>
+    <w:p>
+      <w:r>
+        <w:t xml:space="preserve">(d) Vitamin C</w:t>
+      </w:r>
+    </w:p>
+    <w:p>
+      <w:r>
+        <w:t xml:space="preserve">Answer: a</w:t>
+      </w:r>
+    </w:p>
+    <w:p>
+      <w:r>
+        <w:t xml:space="preserve">Solution: ✅ Correct Answer: a</w:t>
+      </w:r>
+    </w:p>
+    <w:p>
+      <w:r>
+        <w:t xml:space="preserve">🧠 Clinical Rationale: Grapefruit juice inhibits CYP3A4 — raising SIMVASTATIN (statin) levels and increasing the risk of muscle toxicity (myopathy/rhabdomyolysis).</w:t>
+      </w:r>
+    </w:p>
+    <w:p>
+      <w:r>
+        <w:t xml:space="preserve">❌ Why Not Other Options?</w:t>
+      </w:r>
+    </w:p>
+    <w:p>
+      <w:r>
+        <w:t xml:space="preserve">(b) — Paracetamol has no grapefruit interaction.</w:t>
+      </w:r>
+    </w:p>
+    <w:p>
+      <w:r>
+        <w:t xml:space="preserve">(c) — Amoxicillin has no grapefruit interaction.</w:t>
+      </w:r>
+    </w:p>
+    <w:p>
+      <w:r>
+        <w:t xml:space="preserve">(d) — Vitamin C has no grapefruit interaction.</w:t>
+      </w:r>
+    </w:p>
+    <w:p>
+      <w:r>
+        <w:t xml:space="preserve">⚠️ Exam Trap: "Grapefruit juice + statins (simvastatin, atorvastatin), calcium channel blockers, and some psych drugs = toxicity; the CYP3A4 link is the exam point."</w:t>
+      </w:r>
+    </w:p>
+    <w:p>
+      <w:r>
+        <w:t xml:space="preserve">💎 PNC Pearl: "Grapefruit is the statin's saboteur — it blocks the enzyme that clears the drug."</w:t>
+      </w:r>
+    </w:p>
+    <w:p>
+      <w:r>
+        <w:t xml:space="preserve">Positive Marks: 1</w:t>
+      </w:r>
+    </w:p>
+    <w:p>
+      <w:r>
+        <w:t xml:space="preserve">Negative Marks: 0.25</w:t>
+      </w:r>
+    </w:p>
+    <w:p>
+      <w:r>
+        <w:t xml:space="preserve"/>
+      </w:r>
+    </w:p>
+    <w:p>
+      <w:r>
+        <w:t xml:space="preserve">Question: The normal range of serum magnesium is</w:t>
+      </w:r>
+    </w:p>
+    <w:p>
+      <w:r>
+        <w:t xml:space="preserve">(a) 1.5-2.5 mEq/L</w:t>
+      </w:r>
+    </w:p>
+    <w:p>
+      <w:r>
+        <w:t xml:space="preserve">(b) 10-20 mEq/L</w:t>
+      </w:r>
+    </w:p>
+    <w:p>
+      <w:r>
+        <w:t xml:space="preserve">(c) 30-40 mEq/L</w:t>
+      </w:r>
+    </w:p>
+    <w:p>
+      <w:r>
+        <w:t xml:space="preserve">(d) 100-120 mEq/L</w:t>
+      </w:r>
+    </w:p>
+    <w:p>
+      <w:r>
+        <w:t xml:space="preserve">Answer: a</w:t>
+      </w:r>
+    </w:p>
+    <w:p>
+      <w:r>
+        <w:t xml:space="preserve">Solution: ✅ Correct Answer: a</w:t>
+      </w:r>
+    </w:p>
+    <w:p>
+      <w:r>
+        <w:t xml:space="preserve">🧠 Clinical Rationale: Normal serum magnesium is 1.5-2.5 mEq/L; imbalances affect neuromuscular excitability and cardiac rhythm.</w:t>
+      </w:r>
+    </w:p>
+    <w:p>
+      <w:r>
+        <w:t xml:space="preserve">❌ Why Not Other Options?</w:t>
+      </w:r>
+    </w:p>
+    <w:p>
+      <w:r>
+        <w:t xml:space="preserve">(b) — 10-20 mEq/L is severely elevated.</w:t>
+      </w:r>
+    </w:p>
+    <w:p>
+      <w:r>
+        <w:t xml:space="preserve">(c) — 30-40 mEq/L is incompatible with life.</w:t>
+      </w:r>
+    </w:p>
+    <w:p>
+      <w:r>
+        <w:t xml:space="preserve">(d) — 100-120 mEq/L is not a magnesium range.</w:t>
+      </w:r>
+    </w:p>
+    <w:p>
+      <w:r>
+        <w:t xml:space="preserve">⚠️ Exam Trap: Electrolyte anchors — "Mg 1.5-2.5, Ca 8.5-10.5, K 3.5-5.0, Na 135-145" — the four ranges are frequently interchanged as distractors.</w:t>
+      </w:r>
+    </w:p>
+    <w:p>
+      <w:r>
+        <w:t xml:space="preserve">💎 PNC Pearl: "Magnesium 1.5-2.5 — the calm mineral; low levels make muscles twitch and hearts race."</w:t>
+      </w:r>
+    </w:p>
+    <w:p>
+      <w:r>
+        <w:t xml:space="preserve">Positive Marks: 1</w:t>
+      </w:r>
+    </w:p>
+    <w:p>
+      <w:r>
+        <w:t xml:space="preserve">Negative Marks: 0.25</w:t>
+      </w:r>
+    </w:p>
+    <w:p>
+      <w:r>
+        <w:t xml:space="preserve"/>
+      </w:r>
+    </w:p>
+    <w:p>
+      <w:r>
+        <w:t xml:space="preserve">Question: Chickenpox (varicella) is caused by</w:t>
+      </w:r>
+    </w:p>
+    <w:p>
+      <w:r>
+        <w:t xml:space="preserve">(a) Varicella-zoster virus</w:t>
+      </w:r>
+    </w:p>
+    <w:p>
+      <w:r>
+        <w:t xml:space="preserve">(b) Measles virus</w:t>
+      </w:r>
+    </w:p>
+    <w:p>
+      <w:r>
+        <w:t xml:space="preserve">(c) Rubella virus</w:t>
+      </w:r>
+    </w:p>
+    <w:p>
+      <w:r>
+        <w:t xml:space="preserve">(d) Herpes simplex virus</w:t>
+      </w:r>
+    </w:p>
+    <w:p>
+      <w:r>
+        <w:t xml:space="preserve">Answer: a</w:t>
+      </w:r>
+    </w:p>
+    <w:p>
+      <w:r>
+        <w:t xml:space="preserve">Solution: ✅ Correct Answer: a</w:t>
+      </w:r>
+    </w:p>
+    <w:p>
+      <w:r>
+        <w:t xml:space="preserve">🧠 Clinical Rationale: VARICELLA-ZOSTER virus causes chickenpox; the same virus later reactivates as herpes zoster (shingles).</w:t>
+      </w:r>
+    </w:p>
+    <w:p>
+      <w:r>
+        <w:t xml:space="preserve">❌ Why Not Other Options?</w:t>
+      </w:r>
+    </w:p>
+    <w:p>
+      <w:r>
+        <w:t xml:space="preserve">(b) — Measles virus causes measles (rash + 3 Cs).</w:t>
+      </w:r>
+    </w:p>
+    <w:p>
+      <w:r>
+        <w:t xml:space="preserve">(c) — Rubella virus causes German measles.</w:t>
+      </w:r>
+    </w:p>
+    <w:p>
+      <w:r>
+        <w:t xml:space="preserve">(d) — Herpes simplex causes cold sores/genital herpes.</w:t>
+      </w:r>
+    </w:p>
+    <w:p>
+      <w:r>
+        <w:t xml:space="preserve">⚠️ Exam Trap: "Chickenpox = varicella (vesicles in all stages — 'dew drops on rose petals'); shingles = same virus, different name."</w:t>
+      </w:r>
+    </w:p>
+    <w:p>
+      <w:r>
+        <w:t xml:space="preserve">💎 PNC Pearl: "Chickenpox and shingles share one virus — varicella-zoster wears two masks."</w:t>
+      </w:r>
+    </w:p>
+    <w:p>
+      <w:r>
+        <w:t xml:space="preserve">Positive Marks: 1</w:t>
+      </w:r>
+    </w:p>
+    <w:p>
+      <w:r>
+        <w:t xml:space="preserve">Negative Marks: 0.25</w:t>
+      </w:r>
+    </w:p>
+    <w:p>
+      <w:r>
+        <w:t xml:space="preserve">Question: A patient with a hiatal hernia should be advised to</w:t>
+      </w:r>
+    </w:p>
+    <w:p>
+      <w:r>
+        <w:t xml:space="preserve">(a) Avoid lying down immediately after meals and elevate the head of the bed</w:t>
+      </w:r>
+    </w:p>
+    <w:p>
+      <w:r>
+        <w:t xml:space="preserve">(b) Lie flat right after meals</w:t>
+      </w:r>
+    </w:p>
+    <w:p>
+      <w:r>
+        <w:t xml:space="preserve">(c) Eat a very heavy dinner</w:t>
+      </w:r>
+    </w:p>
+    <w:p>
+      <w:r>
+        <w:t xml:space="preserve">(d) Drink tea at bedtime</w:t>
+      </w:r>
+    </w:p>
+    <w:p>
+      <w:r>
+        <w:t xml:space="preserve">Answer: a</w:t>
+      </w:r>
+    </w:p>
+    <w:p>
+      <w:r>
+        <w:t xml:space="preserve">Solution: ✅ Correct Answer: a</w:t>
+      </w:r>
+    </w:p>
+    <w:p>
+      <w:r>
+        <w:t xml:space="preserve">🧠 Clinical Rationale: Upright posture after meals and head-of-bed elevation reduce reflux through the hiatus — relieving heartburn and regurgitation in hiatal hernia.</w:t>
+      </w:r>
+    </w:p>
+    <w:p>
+      <w:r>
+        <w:t xml:space="preserve">❌ Why Not Other Options?</w:t>
+      </w:r>
+    </w:p>
+    <w:p>
+      <w:r>
+        <w:t xml:space="preserve">(b) — Lying flat after meals lets acid reflux into the esophagus.</w:t>
+      </w:r>
+    </w:p>
+    <w:p>
+      <w:r>
+        <w:t xml:space="preserve">(c) — Heavy meals distend the stomach and push it upward.</w:t>
+      </w:r>
+    </w:p>
+    <w:p>
+      <w:r>
+        <w:t xml:space="preserve">(d) — Bedtime tea (caffeine) relaxes the sphincter.</w:t>
+      </w:r>
+    </w:p>
+    <w:p>
+      <w:r>
+        <w:t xml:space="preserve">⚠️ Exam Trap: "Hiatal hernia care = small meals, upright 2-3 h after eating, head raised 6-8 inches, avoid bending/lifting."</w:t>
+      </w:r>
+    </w:p>
+    <w:p>
+      <w:r>
+        <w:t xml:space="preserve">💎 PNC Pearl: "Keep the stomach below the diaphragm — upright after meals, raised bed at night."</w:t>
+      </w:r>
+    </w:p>
+    <w:p>
+      <w:r>
+        <w:t xml:space="preserve">Positive Marks: 1</w:t>
+      </w:r>
+    </w:p>
+    <w:p>
+      <w:r>
+        <w:t xml:space="preserve">Negative Marks: 0.25</w:t>
+      </w:r>
+    </w:p>
+    <w:p>
+      <w:r>
+        <w:t xml:space="preserve"/>
+      </w:r>
+    </w:p>
+    <w:p>
+      <w:r>
+        <w:t xml:space="preserve">Question: A patient with COPD receiving oxygen should be given</w:t>
+      </w:r>
+    </w:p>
+    <w:p>
+      <w:r>
+        <w:t xml:space="preserve">(a) Low-flow oxygen at 1-2 liters per minute</w:t>
+      </w:r>
+    </w:p>
+    <w:p>
+      <w:r>
+        <w:t xml:space="preserve">(b) High-flow oxygen at 8-10 liters per minute</w:t>
+      </w:r>
+    </w:p>
+    <w:p>
+      <w:r>
+        <w:t xml:space="preserve">(c) 100% oxygen always</w:t>
+      </w:r>
+    </w:p>
+    <w:p>
+      <w:r>
+        <w:t xml:space="preserve">(d) No oxygen ever</w:t>
+      </w:r>
+    </w:p>
+    <w:p>
+      <w:r>
+        <w:t xml:space="preserve">Answer: a</w:t>
+      </w:r>
+    </w:p>
+    <w:p>
+      <w:r>
+        <w:t xml:space="preserve">Solution: ✅ Correct Answer: a</w:t>
+      </w:r>
+    </w:p>
+    <w:p>
+      <w:r>
+        <w:t xml:space="preserve">🧠 Clinical Rationale: HIGH-flow oxygen can suppress the hypoxic respiratory drive in COPD — causing carbon dioxide retention; LOW-FLOW oxygen (1-2 L/min, target SpO2 88-92%) is used.</w:t>
+      </w:r>
+    </w:p>
+    <w:p>
+      <w:r>
+        <w:t xml:space="preserve">❌ Why Not Other Options?</w:t>
+      </w:r>
+    </w:p>
+    <w:p>
+      <w:r>
+        <w:t xml:space="preserve">(b) — High flow risks CO2 narcosis.</w:t>
+      </w:r>
+    </w:p>
+    <w:p>
+      <w:r>
+        <w:t xml:space="preserve">(c) — 100% oxygen is dangerous for most COPD patients.</w:t>
+      </w:r>
+    </w:p>
+    <w:p>
+      <w:r>
+        <w:t xml:space="preserve">(d) — Some oxygen is needed when hypoxemic.</w:t>
+      </w:r>
+    </w:p>
+    <w:p>
+      <w:r>
+        <w:t xml:space="preserve">⚠️ Exam Trap: "COPD oxygen target = 88-92% (not 95-100%); high O2 suppresses the hypoxic drive → CO2 retention → narcosis."</w:t>
+      </w:r>
+    </w:p>
+    <w:p>
+      <w:r>
+        <w:t xml:space="preserve">💎 PNC Pearl: "Give the COPD lung just enough — 88-92% on the monitor, never a flood."</w:t>
+      </w:r>
+    </w:p>
+    <w:p>
+      <w:r>
+        <w:t xml:space="preserve">Positive Marks: 1</w:t>
+      </w:r>
+    </w:p>
+    <w:p>
+      <w:r>
+        <w:t xml:space="preserve">Negative Marks: 0.25</w:t>
+      </w:r>
+    </w:p>
+    <w:p>
+      <w:r>
+        <w:t xml:space="preserve"/>
+      </w:r>
+    </w:p>
+    <w:p>
+      <w:r>
+        <w:t xml:space="preserve">Question: A patient with hemorrhoids should be advised to</w:t>
+      </w:r>
+    </w:p>
+    <w:p>
+      <w:r>
+        <w:t xml:space="preserve">(a) Eat a high-fiber diet and avoid straining at stool</w:t>
+      </w:r>
+    </w:p>
+    <w:p>
+      <w:r>
+        <w:t xml:space="preserve">(b) Strain harder during defecation</w:t>
+      </w:r>
+    </w:p>
+    <w:p>
+      <w:r>
+        <w:t xml:space="preserve">(c) Sit for long periods on a hard surface</w:t>
+      </w:r>
+    </w:p>
+    <w:p>
+      <w:r>
+        <w:t xml:space="preserve">(d) Use only spicy food</w:t>
+      </w:r>
+    </w:p>
+    <w:p>
+      <w:r>
+        <w:t xml:space="preserve">Answer: a</w:t>
+      </w:r>
+    </w:p>
+    <w:p>
+      <w:r>
+        <w:t xml:space="preserve">Solution: ✅ Correct Answer: a</w:t>
+      </w:r>
+    </w:p>
+    <w:p>
+      <w:r>
+        <w:t xml:space="preserve">🧠 Clinical Rationale: A HIGH-FIBER diet, adequate fluids, and AVOIDING STRAINING reduce pressure on the hemorrhoidal veins — preventing and easing hemorrhoids.</w:t>
+      </w:r>
+    </w:p>
+    <w:p>
+      <w:r>
+        <w:t xml:space="preserve">❌ Why Not Other Options?</w:t>
+      </w:r>
+    </w:p>
+    <w:p>
+      <w:r>
+        <w:t xml:space="preserve">(b) — Straining raises venous pressure and worsens piles.</w:t>
+      </w:r>
+    </w:p>
+    <w:p>
+      <w:r>
+        <w:t xml:space="preserve">(c) — Prolonged sitting on hard surfaces worsens congestion.</w:t>
+      </w:r>
+    </w:p>
+    <w:p>
+      <w:r>
+        <w:t xml:space="preserve">(d) — Spicy food can irritate.</w:t>
+      </w:r>
+    </w:p>
+    <w:p>
+      <w:r>
+        <w:t xml:space="preserve">⚠️ Exam Trap: "Hemorrhoid care = fiber + fluids + avoid straining; sitz baths and stool softeners help; chronic cases may need surgery."</w:t>
+      </w:r>
+    </w:p>
+    <w:p>
+      <w:r>
+        <w:t xml:space="preserve">💎 PNC Pearl: "Fiber softens the stool so the veins don't bear the strain."</w:t>
+      </w:r>
+    </w:p>
+    <w:p>
+      <w:r>
+        <w:t xml:space="preserve">Positive Marks: 1</w:t>
+      </w:r>
+    </w:p>
+    <w:p>
+      <w:r>
+        <w:t xml:space="preserve">Negative Marks: 0.25</w:t>
+      </w:r>
+    </w:p>
+    <w:p>
+      <w:r>
+        <w:t xml:space="preserve"/>
+      </w:r>
+    </w:p>
+    <w:p>
+      <w:r>
+        <w:t xml:space="preserve">Question: Local heat application is contraindicated in a patient with</w:t>
+      </w:r>
+    </w:p>
+    <w:p>
+      <w:r>
+        <w:t xml:space="preserve">(a) Active bleeding or acute inflammation</w:t>
+      </w:r>
+    </w:p>
+    <w:p>
+      <w:r>
+        <w:t xml:space="preserve">(b) Chronic muscle spasm</w:t>
+      </w:r>
+    </w:p>
+    <w:p>
+      <w:r>
+        <w:t xml:space="preserve">(c) Joint stiffness</w:t>
+      </w:r>
+    </w:p>
+    <w:p>
+      <w:r>
+        <w:t xml:space="preserve">(d) Postpartum afterpains</w:t>
+      </w:r>
+    </w:p>
+    <w:p>
+      <w:r>
+        <w:t xml:space="preserve">Answer: a</w:t>
+      </w:r>
+    </w:p>
+    <w:p>
+      <w:r>
+        <w:t xml:space="preserve">Solution: ✅ Correct Answer: a</w:t>
+      </w:r>
+    </w:p>
+    <w:p>
+      <w:r>
+        <w:t xml:space="preserve">🧠 Clinical Rationale: Heat DILATES vessels and increases blood flow — so it is avoided in ACTIVE BLEEDING, recent injury, and ACUTE INFLAMMATION (would worsen swelling).</w:t>
+      </w:r>
+    </w:p>
+    <w:p>
+      <w:r>
+        <w:t xml:space="preserve">❌ Why Not Other Options?</w:t>
+      </w:r>
+    </w:p>
+    <w:p>
+      <w:r>
+        <w:t xml:space="preserve">(b) — Chronic muscle spasm RELIEVES with heat — an appropriate use.</w:t>
+      </w:r>
+    </w:p>
+    <w:p>
+      <w:r>
+        <w:t xml:space="preserve">(c) — Joint stiffness benefits from heat.</w:t>
+      </w:r>
+    </w:p>
+    <w:p>
+      <w:r>
+        <w:t xml:space="preserve">(d) — Afterpains respond to warmth.</w:t>
+      </w:r>
+    </w:p>
+    <w:p>
+      <w:r>
+        <w:t xml:space="preserve">⚠️ Exam Trap: "Heat = chronic/relax (spasm, stiffness); COLD = acute/injury (first 24-48 h, bleeding, inflammation)."</w:t>
+      </w:r>
+    </w:p>
+    <w:p>
+      <w:r>
+        <w:t xml:space="preserve">💎 PNC Pearl: "Ice for fresh injuries, heat for old aches — the temperature of the tissue decides."</w:t>
+      </w:r>
+    </w:p>
+    <w:p>
+      <w:r>
+        <w:t xml:space="preserve">Positive Marks: 1</w:t>
+      </w:r>
+    </w:p>
+    <w:p>
+      <w:r>
+        <w:t xml:space="preserve">Negative Marks: 0.25</w:t>
+      </w:r>
+    </w:p>
+    <w:p>
+      <w:r>
+        <w:t xml:space="preserve"/>
+      </w:r>
+    </w:p>
+    <w:p>
+      <w:r>
+        <w:t xml:space="preserve">Question: In obstetric terminology, "gravida" refers to the</w:t>
+      </w:r>
+    </w:p>
+    <w:p>
+      <w:r>
+        <w:t xml:space="preserve">(a) Number of pregnancies the woman has had, including the current one</w:t>
+      </w:r>
+    </w:p>
+    <w:p>
+      <w:r>
+        <w:t xml:space="preserve">(b) Number of live births</w:t>
+      </w:r>
+    </w:p>
+    <w:p>
+      <w:r>
+        <w:t xml:space="preserve">(c) Number of children currently alive</w:t>
+      </w:r>
+    </w:p>
+    <w:p>
+      <w:r>
+        <w:t xml:space="preserve">(d) Number of abortions</w:t>
+      </w:r>
+    </w:p>
+    <w:p>
+      <w:r>
+        <w:t xml:space="preserve">Answer: a</w:t>
+      </w:r>
+    </w:p>
+    <w:p>
+      <w:r>
+        <w:t xml:space="preserve">Solution: ✅ Correct Answer: a</w:t>
+      </w:r>
+    </w:p>
+    <w:p>
+      <w:r>
+        <w:t xml:space="preserve">🧠 Clinical Rationale: GRAVIDA counts ALL pregnancies (including the current one, regardless of outcome); PARA counts deliveries after 20 weeks; living children are counted separately.</w:t>
+      </w:r>
+    </w:p>
+    <w:p>
+      <w:r>
+        <w:t xml:space="preserve">❌ Why Not Other Options?</w:t>
+      </w:r>
+    </w:p>
+    <w:p>
+      <w:r>
+        <w:t xml:space="preserve">(b) — Live births are 'para'.</w:t>
+      </w:r>
+    </w:p>
+    <w:p>
+      <w:r>
+        <w:t xml:space="preserve">(c) — Living children are counted in the 'living' figure.</w:t>
+      </w:r>
+    </w:p>
+    <w:p>
+      <w:r>
+        <w:t xml:space="preserve">(d) — Abortions are part of the pregnancy count, not its definition.</w:t>
+      </w:r>
+    </w:p>
+    <w:p>
+      <w:r>
+        <w:t xml:space="preserve">⚠️ Exam Trap: "G = gravida (all pregnancies), P = para (births &gt; 20 weeks), A = abortions, L = living; e.g., G2P1A0L1."</w:t>
+      </w:r>
+    </w:p>
+    <w:p>
+      <w:r>
+        <w:t xml:space="preserve">💎 PNC Pearl: "Gravida is the pregnancy tally — every one, past and present, counts."</w:t>
+      </w:r>
+    </w:p>
+    <w:p>
+      <w:r>
+        <w:t xml:space="preserve">Positive Marks: 1</w:t>
+      </w:r>
+    </w:p>
+    <w:p>
+      <w:r>
+        <w:t xml:space="preserve">Negative Marks: 0.25</w:t>
+      </w:r>
+    </w:p>
+    <w:p>
+      <w:r>
+        <w:t xml:space="preserve"/>
+      </w:r>
+    </w:p>
+    <w:p>
+      <w:r>
+        <w:t xml:space="preserve">Question: A newborn has an Apgar score of 4 at 1 minute. The nurse should</w:t>
+      </w:r>
+    </w:p>
+    <w:p>
+      <w:r>
+        <w:t xml:space="preserve">(a) Begin active resuscitation</w:t>
+      </w:r>
+    </w:p>
+    <w:p>
+      <w:r>
+        <w:t xml:space="preserve">(b) Do nothing and observe</w:t>
+      </w:r>
+    </w:p>
+    <w:p>
+      <w:r>
+        <w:t xml:space="preserve">(c) Discharge the baby immediately</w:t>
+      </w:r>
+    </w:p>
+    <w:p>
+      <w:r>
+        <w:t xml:space="preserve">(d) Only record the score</w:t>
+      </w:r>
+    </w:p>
+    <w:p>
+      <w:r>
+        <w:t xml:space="preserve">Answer: a</w:t>
+      </w:r>
+    </w:p>
+    <w:p>
+      <w:r>
+        <w:t xml:space="preserve">Solution: ✅ Correct Answer: a</w:t>
+      </w:r>
+    </w:p>
+    <w:p>
+      <w:r>
+        <w:t xml:space="preserve">🧠 Clinical Rationale: An Apgar below 7 at 1 minute indicates the need for RESUSCITATION — starting with drying, stimulation, and oxygen as needed.</w:t>
+      </w:r>
+    </w:p>
+    <w:p>
+      <w:r>
+        <w:t xml:space="preserve">❌ Why Not Other Options?</w:t>
+      </w:r>
+    </w:p>
+    <w:p>
+      <w:r>
+        <w:t xml:space="preserve">(b) — Doing nothing risks the compromised newborn.</w:t>
+      </w:r>
+    </w:p>
+    <w:p>
+      <w:r>
+        <w:t xml:space="preserve">(c) — Discharge is absurd in distress.</w:t>
+      </w:r>
+    </w:p>
+    <w:p>
+      <w:r>
+        <w:t xml:space="preserve">(d) — Recording alone does nothing for the baby.</w:t>
+      </w:r>
+    </w:p>
+    <w:p>
+      <w:r>
+        <w:t xml:space="preserve">⚠️ Exam Trap: "Apgar: 7-10 = normal; 4-6 = moderate depression (stimulate, oxygen); &lt; 4 = severe depression (full resuscitation)."</w:t>
+      </w:r>
+    </w:p>
+    <w:p>
+      <w:r>
+        <w:t xml:space="preserve">💎 PNC Pearl: "An Apgar of 4 means the baby needs help now — stimulate, oxygen, watch."</w:t>
+      </w:r>
+    </w:p>
+    <w:p>
+      <w:r>
+        <w:t xml:space="preserve">Positive Marks: 1</w:t>
+      </w:r>
+    </w:p>
+    <w:p>
+      <w:r>
+        <w:t xml:space="preserve">Negative Marks: 0.25</w:t>
+      </w:r>
+    </w:p>
+    <w:p>
+      <w:r>
+        <w:t xml:space="preserve"/>
+      </w:r>
+    </w:p>
+    <w:p>
+      <w:r>
+        <w:t xml:space="preserve">Question: The Ayushman Bharat scheme provides health insurance coverage of</w:t>
+      </w:r>
+    </w:p>
+    <w:p>
+      <w:r>
+        <w:t xml:space="preserve">(a) Rs 5 lakh per family per year</w:t>
+      </w:r>
+    </w:p>
+    <w:p>
+      <w:r>
+        <w:t xml:space="preserve">(b) Rs 50,000 per family</w:t>
+      </w:r>
+    </w:p>
+    <w:p>
+      <w:r>
+        <w:t xml:space="preserve">(c) Rs 1 crore per person</w:t>
+      </w:r>
+    </w:p>
+    <w:p>
+      <w:r>
+        <w:t xml:space="preserve">(d) No cash limit</w:t>
+      </w:r>
+    </w:p>
+    <w:p>
+      <w:r>
+        <w:t xml:space="preserve">Answer: a</w:t>
+      </w:r>
+    </w:p>
+    <w:p>
+      <w:r>
+        <w:t xml:space="preserve">Solution: ✅ Correct Answer: a</w:t>
+      </w:r>
+    </w:p>
+    <w:p>
+      <w:r>
+        <w:t xml:space="preserve">🧠 Clinical Rationale: PM-JAY (Ayushman Bharat) provides secondary and tertiary care cover of RS 5 LAKH PER FAMILY PER YEAR — to over 10 crore poor families.</w:t>
+      </w:r>
+    </w:p>
+    <w:p>
+      <w:r>
+        <w:t xml:space="preserve">❌ Why Not Other Options?</w:t>
+      </w:r>
+    </w:p>
+    <w:p>
+      <w:r>
+        <w:t xml:space="preserve">(b) — Rs 50,000 is far below the cover.</w:t>
+      </w:r>
+    </w:p>
+    <w:p>
+      <w:r>
+        <w:t xml:space="preserve">(c) — Rs 1 crore is not the PM-JAY figure.</w:t>
+      </w:r>
+    </w:p>
+    <w:p>
+      <w:r>
+        <w:t xml:space="preserve">(d) — There is a defined 5-lakh limit.</w:t>
+      </w:r>
+    </w:p>
+    <w:p>
+      <w:r>
+        <w:t xml:space="preserve">⚠️ Exam Trap: "Ayushman Bharat/PM-JAY = Rs 5 lakh per family per year, cashless, for the bottom 40% — the numbers are the exam facts."</w:t>
+      </w:r>
+    </w:p>
+    <w:p>
+      <w:r>
+        <w:t xml:space="preserve">💎 PNC Pearl: "Five lakh of cover per family — Ayushman Bharat's promise of affordable care."</w:t>
+      </w:r>
+    </w:p>
+    <w:p>
+      <w:r>
+        <w:t xml:space="preserve">Positive Marks: 1</w:t>
+      </w:r>
+    </w:p>
+    <w:p>
+      <w:r>
+        <w:t xml:space="preserve">Negative Marks: 0.25</w:t>
+      </w:r>
+    </w:p>
+    <w:p>
+      <w:r>
+        <w:t xml:space="preserve"/>
+      </w:r>
+    </w:p>
+    <w:p>
+      <w:r>
+        <w:t xml:space="preserve">Question: A "silent chest" in a patient with a severe asthma attack indicates</w:t>
+      </w:r>
+    </w:p>
+    <w:p>
+      <w:r>
+        <w:t xml:space="preserve">(a) Life-threatening airway obstruction with little air entry</w:t>
+      </w:r>
+    </w:p>
+    <w:p>
+      <w:r>
+        <w:t xml:space="preserve">(b) Improving bronchospasm</w:t>
+      </w:r>
+    </w:p>
+    <w:p>
+      <w:r>
+        <w:t xml:space="preserve">(c) A normal finding</w:t>
+      </w:r>
+    </w:p>
+    <w:p>
+      <w:r>
+        <w:t xml:space="preserve">(d) Complete recovery</w:t>
+      </w:r>
+    </w:p>
+    <w:p>
+      <w:r>
+        <w:t xml:space="preserve">Answer: a</w:t>
+      </w:r>
+    </w:p>
+    <w:p>
+      <w:r>
+        <w:t xml:space="preserve">Solution: ✅ Correct Answer: a</w:t>
+      </w:r>
+    </w:p>
+    <w:p>
+      <w:r>
+        <w:t xml:space="preserve">🧠 Clinical Rationale: A SILENT chest means airflow is so poor that breath sounds cannot be heard — life-threatening airway obstruction, a medical EMERGENCY.</w:t>
+      </w:r>
+    </w:p>
+    <w:p>
+      <w:r>
+        <w:t xml:space="preserve">❌ Why Not Other Options?</w:t>
+      </w:r>
+    </w:p>
+    <w:p>
+      <w:r>
+        <w:t xml:space="preserve">(b) — Improving asthma would show WHEEZING, not silence.</w:t>
+      </w:r>
+    </w:p>
+    <w:p>
+      <w:r>
+        <w:t xml:space="preserve">(c) — A silent chest is never normal in asthma.</w:t>
+      </w:r>
+    </w:p>
+    <w:p>
+      <w:r>
+        <w:t xml:space="preserve">(d) — It is the opposite of recovery.</w:t>
+      </w:r>
+    </w:p>
+    <w:p>
+      <w:r>
+        <w:t xml:space="preserve">⚠️ Exam Trap: "The 'silent chest' is a danger sign — wheeze disappearing is NOT improvement; it may mean no air is moving at all."</w:t>
+      </w:r>
+    </w:p>
+    <w:p>
+      <w:r>
+        <w:t xml:space="preserve">💎 PNC Pearl: "Silence in the asthmatic chest is a scream for help — the quieter it gets, the closer the crisis."</w:t>
+      </w:r>
+    </w:p>
+    <w:p>
+      <w:r>
+        <w:t xml:space="preserve">Positive Marks: 1</w:t>
+      </w:r>
+    </w:p>
+    <w:p>
+      <w:r>
+        <w:t xml:space="preserve">Negative Marks: 0.25</w:t>
+      </w:r>
+    </w:p>
+    <w:p>
+      <w:r>
+        <w:t xml:space="preserve"/>
+      </w:r>
+    </w:p>
+    <w:p>
+      <w:r>
+        <w:t xml:space="preserve">Question: Deficiency of which vitamin causes beriberi?</w:t>
+      </w:r>
+    </w:p>
+    <w:p>
+      <w:r>
+        <w:t xml:space="preserve">(a) Vitamin B1 (thiamine)</w:t>
+      </w:r>
+    </w:p>
+    <w:p>
+      <w:r>
+        <w:t xml:space="preserve">(b) Vitamin C</w:t>
+      </w:r>
+    </w:p>
+    <w:p>
+      <w:r>
+        <w:t xml:space="preserve">(c) Vitamin A</w:t>
+      </w:r>
+    </w:p>
+    <w:p>
+      <w:r>
+        <w:t xml:space="preserve">(d) Vitamin D</w:t>
+      </w:r>
+    </w:p>
+    <w:p>
+      <w:r>
+        <w:t xml:space="preserve">Answer: a</w:t>
+      </w:r>
+    </w:p>
+    <w:p>
+      <w:r>
+        <w:t xml:space="preserve">Solution: ✅ Correct Answer: a</w:t>
+      </w:r>
+    </w:p>
+    <w:p>
+      <w:r>
+        <w:t xml:space="preserve">🧠 Clinical Rationale: THIAMINE (B1) deficiency causes BERIBERI — with peripheral neuropathy, cardiac failure, and edema (wet and dry forms).</w:t>
+      </w:r>
+    </w:p>
+    <w:p>
+      <w:r>
+        <w:t xml:space="preserve">❌ Why Not Other Options?</w:t>
+      </w:r>
+    </w:p>
+    <w:p>
+      <w:r>
+        <w:t xml:space="preserve">(b) — Vitamin C deficiency causes scurvy.</w:t>
+      </w:r>
+    </w:p>
+    <w:p>
+      <w:r>
+        <w:t xml:space="preserve">(c) — Vitamin A deficiency causes night blindness.</w:t>
+      </w:r>
+    </w:p>
+    <w:p>
+      <w:r>
+        <w:t xml:space="preserve">(d) — Vitamin D deficiency causes rickets.</w:t>
+      </w:r>
+    </w:p>
+    <w:p>
+      <w:r>
+        <w:t xml:space="preserve">⚠️ Exam Trap: The vitamin table — "B1 = beriberi, B3 = pellagra, C = scurvy, A = night blindness, D = rickets, K = bleeding."</w:t>
+      </w:r>
+    </w:p>
+    <w:p>
+      <w:r>
+        <w:t xml:space="preserve">💎 PNC Pearl: "Beriberi begins with B — thiamine is the letter B1's disease."</w:t>
+      </w:r>
+    </w:p>
+    <w:p>
+      <w:r>
+        <w:t xml:space="preserve">Positive Marks: 1</w:t>
+      </w:r>
+    </w:p>
+    <w:p>
+      <w:r>
+        <w:t xml:space="preserve">Negative Marks: 0.25</w:t>
+      </w:r>
+    </w:p>
+    <w:p>
+      <w:r>
+        <w:t xml:space="preserve"/>
+      </w:r>
+    </w:p>
+    <w:p>
+      <w:r>
+        <w:t xml:space="preserve">Question: The leadership style in which the leader makes all decisions without consulting the staff is called</w:t>
+      </w:r>
+    </w:p>
+    <w:p>
+      <w:r>
+        <w:t xml:space="preserve">(a) Autocratic</w:t>
+      </w:r>
+    </w:p>
+    <w:p>
+      <w:r>
+        <w:t xml:space="preserve">(b) Democratic</w:t>
+      </w:r>
+    </w:p>
+    <w:p>
+      <w:r>
+        <w:t xml:space="preserve">(c) Laissez-faire</w:t>
+      </w:r>
+    </w:p>
+    <w:p>
+      <w:r>
+        <w:t xml:space="preserve">(d) Transformational</w:t>
+      </w:r>
+    </w:p>
+    <w:p>
+      <w:r>
+        <w:t xml:space="preserve">Answer: a</w:t>
+      </w:r>
+    </w:p>
+    <w:p>
+      <w:r>
+        <w:t xml:space="preserve">Solution: ✅ Correct Answer: a</w:t>
+      </w:r>
+    </w:p>
+    <w:p>
+      <w:r>
+        <w:t xml:space="preserve">🧠 Clinical Rationale: An AUTOCRATIC leader centralizes authority and decides alone — without staff consultation.</w:t>
+      </w:r>
+    </w:p>
+    <w:p>
+      <w:r>
+        <w:t xml:space="preserve">❌ Why Not Other Options?</w:t>
+      </w:r>
+    </w:p>
+    <w:p>
+      <w:r>
+        <w:t xml:space="preserve">(b) — Democratic leadership involves staff in decisions.</w:t>
+      </w:r>
+    </w:p>
+    <w:p>
+      <w:r>
+        <w:t xml:space="preserve">(c) — Laissez-faire leaves staff to work with minimal direction.</w:t>
+      </w:r>
+    </w:p>
+    <w:p>
+      <w:r>
+        <w:t xml:space="preserve">(d) — Transformational leadership inspires and motivates.</w:t>
+      </w:r>
+    </w:p>
+    <w:p>
+      <w:r>
+        <w:t xml:space="preserve">⚠️ Exam Trap: Leadership styles — "autocratic = I decide; democratic = we decide; laissez-faire = you decide; transformational = I inspire."</w:t>
+      </w:r>
+    </w:p>
+    <w:p>
+      <w:r>
+        <w:t xml:space="preserve">💎 PNC Pearl: "The autocrat rules alone; the democrat asks the room; the laissez-faire leader steps back."</w:t>
+      </w:r>
+    </w:p>
+    <w:p>
+      <w:r>
+        <w:t xml:space="preserve">Positive Marks: 1</w:t>
+      </w:r>
+    </w:p>
+    <w:p>
+      <w:r>
+        <w:t xml:space="preserve">Negative Marks: 0.25</w:t>
       </w:r>
     </w:p>
     <w:sectPr>
       <w:pgSz w:w="12240" w:h="15840"/>
-      <w:pgMar w:top="864" w:right="1008" w:bottom="864" w:left="1008" w:header="720" w:footer="720" w:gutter="0"/>
+      <w:pgMar w:top="1440" w:right="1800" w:bottom="1440" w:left="1800" w:header="720" w:footer="720" w:gutter="0"/>
       <w:cols w:space="720"/>
       <w:docGrid w:linePitch="360"/>
     </w:sectPr>
@@ -2535,10 +2065,6 @@
     <w:name w:val="Normal"/>
     <w:qFormat/>
     <w:rsid w:val="00FC693F"/>
-    <w:rPr>
-      <w:rFonts w:ascii="Calibri" w:hAnsi="Calibri"/>
-      <w:sz w:val="22"/>
-    </w:rPr>
   </w:style>
   <w:style w:type="paragraph" w:styleId="Header">
     <w:name w:val="header"/>
